--- a/tap_definitivo.docx
+++ b/tap_definitivo.docx
@@ -7,104 +7,230 @@
         <w:jc w:val="center"/>
         <w:rPr>
           <w:b/>
-          <w:bCs/>
-          <w:sz w:val="40"/>
-          <w:szCs w:val="40"/>
-        </w:rPr>
-      </w:pPr>
-      <w:r>
-        <w:rPr>
-          <w:b/>
-          <w:bCs/>
-          <w:sz w:val="40"/>
-          <w:szCs w:val="40"/>
+          <w:sz w:val="52"/>
+          <w:szCs w:val="52"/>
+        </w:rPr>
+      </w:pPr>
+      <w:r>
+        <w:rPr>
+          <w:b/>
+          <w:sz w:val="52"/>
+          <w:szCs w:val="52"/>
         </w:rPr>
         <w:t>Tema de abertura do projeto TAP</w:t>
       </w:r>
     </w:p>
-    <w:p/>
-    <w:p>
-      <w:pPr>
-        <w:rPr>
-          <w:b/>
-          <w:bCs/>
-        </w:rPr>
-      </w:pPr>
-      <w:r>
-        <w:rPr>
-          <w:b/>
-          <w:bCs/>
+    <w:p>
+      <w:pPr>
+        <w:jc w:val="center"/>
+        <w:rPr>
+          <w:b/>
+          <w:sz w:val="32"/>
+          <w:szCs w:val="32"/>
+        </w:rPr>
+      </w:pPr>
+      <w:r>
+        <w:rPr>
+          <w:b/>
+          <w:sz w:val="32"/>
+          <w:szCs w:val="32"/>
         </w:rPr>
         <w:t>Nome do Projeto</w:t>
       </w:r>
-    </w:p>
-    <w:p>
-      <w:r>
-        <w:rPr>
-          <w:b/>
-          <w:bCs/>
+      <w:r>
+        <w:rPr>
+          <w:b/>
+          <w:sz w:val="32"/>
+          <w:szCs w:val="32"/>
+        </w:rPr>
+        <w:t>:</w:t>
+      </w:r>
+      <w:r>
+        <w:rPr>
+          <w:b/>
+          <w:sz w:val="32"/>
+          <w:szCs w:val="32"/>
+        </w:rPr>
+        <w:t xml:space="preserve"> </w:t>
+      </w:r>
+      <w:r>
+        <w:rPr>
+          <w:b/>
+          <w:sz w:val="32"/>
+          <w:szCs w:val="32"/>
+        </w:rPr>
+        <w:t xml:space="preserve">TECH </w:t>
+      </w:r>
+      <w:r>
+        <w:rPr>
+          <w:b/>
+          <w:sz w:val="32"/>
+          <w:szCs w:val="32"/>
+        </w:rPr>
+        <w:t>Park</w:t>
+      </w:r>
+    </w:p>
+    <w:p>
+      <w:pPr>
+        <w:jc w:val="center"/>
+        <w:rPr>
+          <w:b/>
+          <w:sz w:val="32"/>
+          <w:szCs w:val="32"/>
+        </w:rPr>
+      </w:pPr>
+      <w:r>
+        <w:rPr>
+          <w:b/>
+          <w:sz w:val="32"/>
+          <w:szCs w:val="32"/>
         </w:rPr>
         <w:t>Sistema Inteligente de Gerenciamento de Estacionamento</w:t>
       </w:r>
     </w:p>
     <w:p>
       <w:pPr>
-        <w:rPr>
-          <w:b/>
-          <w:bCs/>
-        </w:rPr>
-      </w:pPr>
-      <w:r>
-        <w:rPr>
-          <w:b/>
-          <w:bCs/>
+        <w:jc w:val="center"/>
+        <w:rPr>
+          <w:b/>
+          <w:bCs/>
+        </w:rPr>
+      </w:pPr>
+      <w:r>
+        <w:rPr>
+          <w:b/>
+          <w:bCs/>
+        </w:rPr>
+        <w:t>____________________________________________________________________________</w:t>
+      </w:r>
+      <w:r>
+        <w:br/>
+      </w:r>
+    </w:p>
+    <w:p>
+      <w:pPr>
+        <w:rPr>
+          <w:rFonts w:ascii="Times New Roman" w:eastAsia="Times New Roman" w:hAnsi="Times New Roman" w:cs="Times New Roman"/>
+          <w:b/>
+          <w:bCs/>
+          <w:sz w:val="32"/>
+          <w:szCs w:val="32"/>
+        </w:rPr>
+      </w:pPr>
+      <w:r>
+        <w:rPr>
+          <w:rFonts w:ascii="Times New Roman" w:eastAsia="Times New Roman" w:hAnsi="Times New Roman" w:cs="Times New Roman"/>
+          <w:b/>
+          <w:i/>
+          <w:sz w:val="32"/>
+          <w:szCs w:val="32"/>
         </w:rPr>
         <w:t>Justificativa</w:t>
       </w:r>
-    </w:p>
-    <w:p>
+      <w:r>
+        <w:rPr>
+          <w:rFonts w:ascii="Times New Roman" w:eastAsia="Times New Roman" w:hAnsi="Times New Roman" w:cs="Times New Roman"/>
+          <w:b/>
+          <w:bCs/>
+          <w:sz w:val="32"/>
+          <w:szCs w:val="32"/>
+        </w:rPr>
+        <w:t>:</w:t>
+      </w:r>
+    </w:p>
+    <w:p>
+      <w:pPr>
+        <w:ind w:firstLine="708"/>
+      </w:pPr>
       <w:r>
         <w:t>Atualmente, o controle do estacionamento é realizado manualmente, o que pode causar erros no registro de veículos, demora no atendimento e falhas no controle de vagas. A implantação de um sistema automatizado busca melhorar a organização, a agilidade e a qualidade do serviço prestado.</w:t>
       </w:r>
-    </w:p>
-    <w:p>
-      <w:pPr>
-        <w:rPr>
-          <w:b/>
-          <w:bCs/>
-        </w:rPr>
-      </w:pPr>
-      <w:r>
-        <w:rPr>
-          <w:b/>
-          <w:bCs/>
+      <w:r>
+        <w:br/>
+      </w:r>
+    </w:p>
+    <w:p>
+      <w:pPr>
+        <w:rPr>
+          <w:rFonts w:ascii="Times New Roman" w:eastAsia="Times New Roman" w:hAnsi="Times New Roman" w:cs="Times New Roman"/>
+          <w:b/>
+          <w:i/>
+          <w:sz w:val="32"/>
+          <w:szCs w:val="32"/>
+        </w:rPr>
+      </w:pPr>
+      <w:r>
+        <w:rPr>
+          <w:rFonts w:ascii="Times New Roman" w:eastAsia="Times New Roman" w:hAnsi="Times New Roman" w:cs="Times New Roman"/>
+          <w:b/>
+          <w:i/>
+          <w:sz w:val="32"/>
+          <w:szCs w:val="32"/>
         </w:rPr>
         <w:t>Objetivo</w:t>
       </w:r>
-    </w:p>
-    <w:p>
+      <w:r>
+        <w:rPr>
+          <w:rFonts w:ascii="Times New Roman" w:eastAsia="Times New Roman" w:hAnsi="Times New Roman" w:cs="Times New Roman"/>
+          <w:b/>
+          <w:i/>
+          <w:sz w:val="32"/>
+          <w:szCs w:val="32"/>
+        </w:rPr>
+        <w:t>:</w:t>
+      </w:r>
+    </w:p>
+    <w:p>
+      <w:pPr>
+        <w:ind w:firstLine="708"/>
+      </w:pPr>
       <w:r>
         <w:t>Desenvolver um sistema para automatizar a entrada, saída, controle de vagas e pagamento no estacionamento, aumentando a eficiência operacional e a satisfação dos clientes.</w:t>
       </w:r>
-    </w:p>
-    <w:p>
-      <w:pPr>
-        <w:rPr>
-          <w:b/>
-          <w:bCs/>
-        </w:rPr>
-      </w:pPr>
-      <w:r>
-        <w:rPr>
-          <w:b/>
-          <w:bCs/>
+      <w:r>
+        <w:br/>
+      </w:r>
+    </w:p>
+    <w:p>
+      <w:pPr>
+        <w:rPr>
+          <w:rFonts w:ascii="Times New Roman" w:eastAsia="Times New Roman" w:hAnsi="Times New Roman" w:cs="Times New Roman"/>
+          <w:b/>
+          <w:i/>
+          <w:sz w:val="32"/>
+          <w:szCs w:val="32"/>
+        </w:rPr>
+      </w:pPr>
+      <w:r>
+        <w:rPr>
+          <w:rFonts w:ascii="Times New Roman" w:eastAsia="Times New Roman" w:hAnsi="Times New Roman" w:cs="Times New Roman"/>
+          <w:b/>
+          <w:i/>
+          <w:sz w:val="32"/>
+          <w:szCs w:val="32"/>
         </w:rPr>
         <w:t>Escopo</w:t>
       </w:r>
+      <w:r>
+        <w:rPr>
+          <w:rFonts w:ascii="Times New Roman" w:eastAsia="Times New Roman" w:hAnsi="Times New Roman" w:cs="Times New Roman"/>
+          <w:b/>
+          <w:i/>
+          <w:sz w:val="32"/>
+          <w:szCs w:val="32"/>
+        </w:rPr>
+        <w:t>:</w:t>
+      </w:r>
+      <w:r>
+        <w:br/>
+      </w:r>
     </w:p>
     <w:p>
       <w:r>
         <w:t>O projeto prevê a implementação de um sistema inteligente com:</w:t>
+      </w:r>
+      <w:r>
+        <w:br/>
       </w:r>
     </w:p>
     <w:p>
@@ -183,20 +309,46 @@
       <w:r>
         <w:t>pagamento digital.</w:t>
       </w:r>
-    </w:p>
-    <w:p>
-      <w:pPr>
-        <w:rPr>
-          <w:b/>
-          <w:bCs/>
-        </w:rPr>
-      </w:pPr>
-      <w:r>
-        <w:rPr>
-          <w:b/>
-          <w:bCs/>
-        </w:rPr>
+      <w:r>
+        <w:br/>
+      </w:r>
+      <w:r>
+        <w:br/>
+      </w:r>
+    </w:p>
+    <w:p>
+      <w:pPr>
+        <w:rPr>
+          <w:rFonts w:ascii="Times New Roman" w:eastAsia="Times New Roman" w:hAnsi="Times New Roman" w:cs="Times New Roman"/>
+          <w:b/>
+          <w:bCs/>
+          <w:sz w:val="32"/>
+          <w:szCs w:val="32"/>
+        </w:rPr>
+      </w:pPr>
+      <w:r>
+        <w:rPr>
+          <w:rFonts w:ascii="Times New Roman" w:eastAsia="Times New Roman" w:hAnsi="Times New Roman" w:cs="Times New Roman"/>
+          <w:b/>
+          <w:bCs/>
+          <w:sz w:val="32"/>
+          <w:szCs w:val="32"/>
+        </w:rPr>
+        <w:lastRenderedPageBreak/>
         <w:t>Funcionalidades Principais</w:t>
+      </w:r>
+      <w:r>
+        <w:rPr>
+          <w:rFonts w:ascii="Times New Roman" w:eastAsia="Times New Roman" w:hAnsi="Times New Roman" w:cs="Times New Roman"/>
+          <w:b/>
+          <w:bCs/>
+          <w:sz w:val="32"/>
+          <w:szCs w:val="32"/>
+        </w:rPr>
+        <w:t>:</w:t>
+      </w:r>
+      <w:r>
+        <w:br/>
       </w:r>
     </w:p>
     <w:p>
@@ -205,8 +357,16 @@
           <w:ilvl w:val="0"/>
           <w:numId w:val="23"/>
         </w:numPr>
-      </w:pPr>
-      <w:r>
+        <w:rPr>
+          <w:sz w:val="22"/>
+          <w:szCs w:val="22"/>
+        </w:rPr>
+      </w:pPr>
+      <w:r>
+        <w:rPr>
+          <w:sz w:val="22"/>
+          <w:szCs w:val="22"/>
+        </w:rPr>
         <w:t>Registrar entrada e saída de veículos;</w:t>
       </w:r>
     </w:p>
@@ -216,8 +376,16 @@
           <w:ilvl w:val="0"/>
           <w:numId w:val="23"/>
         </w:numPr>
-      </w:pPr>
-      <w:r>
+        <w:rPr>
+          <w:sz w:val="22"/>
+          <w:szCs w:val="22"/>
+        </w:rPr>
+      </w:pPr>
+      <w:r>
+        <w:rPr>
+          <w:sz w:val="22"/>
+          <w:szCs w:val="22"/>
+        </w:rPr>
         <w:t>Mostrar vagas disponíveis em tempo real;</w:t>
       </w:r>
     </w:p>
@@ -227,8 +395,16 @@
           <w:ilvl w:val="0"/>
           <w:numId w:val="23"/>
         </w:numPr>
-      </w:pPr>
-      <w:r>
+        <w:rPr>
+          <w:sz w:val="22"/>
+          <w:szCs w:val="22"/>
+        </w:rPr>
+      </w:pPr>
+      <w:r>
+        <w:rPr>
+          <w:sz w:val="22"/>
+          <w:szCs w:val="22"/>
+        </w:rPr>
         <w:t>Permitir seleção de vaga;</w:t>
       </w:r>
     </w:p>
@@ -238,8 +414,16 @@
           <w:ilvl w:val="0"/>
           <w:numId w:val="23"/>
         </w:numPr>
-      </w:pPr>
-      <w:r>
+        <w:rPr>
+          <w:sz w:val="22"/>
+          <w:szCs w:val="22"/>
+        </w:rPr>
+      </w:pPr>
+      <w:r>
+        <w:rPr>
+          <w:sz w:val="22"/>
+          <w:szCs w:val="22"/>
+        </w:rPr>
         <w:t>Gerar QR Code com dados da estadia;</w:t>
       </w:r>
     </w:p>
@@ -249,8 +433,16 @@
           <w:ilvl w:val="0"/>
           <w:numId w:val="23"/>
         </w:numPr>
-      </w:pPr>
-      <w:r>
+        <w:rPr>
+          <w:sz w:val="22"/>
+          <w:szCs w:val="22"/>
+        </w:rPr>
+      </w:pPr>
+      <w:r>
+        <w:rPr>
+          <w:sz w:val="22"/>
+          <w:szCs w:val="22"/>
+        </w:rPr>
         <w:t>Atualizar ocupação das vagas automaticamente;</w:t>
       </w:r>
     </w:p>
@@ -260,25 +452,60 @@
           <w:ilvl w:val="0"/>
           <w:numId w:val="23"/>
         </w:numPr>
-      </w:pPr>
-      <w:r>
+        <w:rPr>
+          <w:sz w:val="22"/>
+          <w:szCs w:val="22"/>
+        </w:rPr>
+      </w:pPr>
+      <w:r>
+        <w:rPr>
+          <w:sz w:val="22"/>
+          <w:szCs w:val="22"/>
+        </w:rPr>
         <w:t>Liberar a saída após pagamento.</w:t>
       </w:r>
-    </w:p>
-    <w:p>
-      <w:pPr>
-        <w:rPr>
-          <w:b/>
-          <w:bCs/>
-        </w:rPr>
-      </w:pPr>
-      <w:r>
-        <w:rPr>
-          <w:b/>
-          <w:bCs/>
-        </w:rPr>
-        <w:lastRenderedPageBreak/>
+      <w:r>
+        <w:br/>
+      </w:r>
+    </w:p>
+    <w:p>
+      <w:pPr>
+        <w:rPr>
+          <w:rFonts w:ascii="Times New Roman" w:eastAsia="Times New Roman" w:hAnsi="Times New Roman" w:cs="Times New Roman"/>
+          <w:b/>
+          <w:bCs/>
+          <w:i/>
+          <w:iCs/>
+          <w:sz w:val="32"/>
+          <w:szCs w:val="32"/>
+        </w:rPr>
+      </w:pPr>
+      <w:r>
+        <w:rPr>
+          <w:rFonts w:ascii="Times New Roman" w:eastAsia="Times New Roman" w:hAnsi="Times New Roman" w:cs="Times New Roman"/>
+          <w:b/>
+          <w:bCs/>
+          <w:i/>
+          <w:iCs/>
+          <w:sz w:val="32"/>
+          <w:szCs w:val="32"/>
+        </w:rPr>
         <w:t>Benefícios Esperados</w:t>
+      </w:r>
+      <w:r>
+        <w:rPr>
+          <w:rFonts w:ascii="Times New Roman" w:eastAsia="Times New Roman" w:hAnsi="Times New Roman" w:cs="Times New Roman"/>
+          <w:b/>
+          <w:bCs/>
+          <w:i/>
+          <w:iCs/>
+          <w:sz w:val="32"/>
+          <w:szCs w:val="32"/>
+        </w:rPr>
+        <w:t>:</w:t>
+      </w:r>
+      <w:r>
+        <w:br/>
       </w:r>
     </w:p>
     <w:p>
@@ -335,20 +562,48 @@
       <w:r>
         <w:t>Maior eficiência na gestão do estacionamento.</w:t>
       </w:r>
-    </w:p>
-    <w:p>
-      <w:pPr>
-        <w:rPr>
-          <w:b/>
-          <w:bCs/>
-        </w:rPr>
-      </w:pPr>
-      <w:r>
-        <w:rPr>
-          <w:b/>
-          <w:bCs/>
+      <w:r>
+        <w:br/>
+      </w:r>
+    </w:p>
+    <w:p>
+      <w:pPr>
+        <w:rPr>
+          <w:rFonts w:ascii="Times New Roman" w:eastAsia="Times New Roman" w:hAnsi="Times New Roman" w:cs="Times New Roman"/>
+          <w:b/>
+          <w:bCs/>
+          <w:i/>
+          <w:iCs/>
+          <w:sz w:val="32"/>
+          <w:szCs w:val="32"/>
+        </w:rPr>
+      </w:pPr>
+      <w:r>
+        <w:rPr>
+          <w:rFonts w:ascii="Times New Roman" w:eastAsia="Times New Roman" w:hAnsi="Times New Roman" w:cs="Times New Roman"/>
+          <w:b/>
+          <w:bCs/>
+          <w:i/>
+          <w:iCs/>
+          <w:sz w:val="32"/>
+          <w:szCs w:val="32"/>
         </w:rPr>
         <w:t>Partes Interessadas</w:t>
+      </w:r>
+      <w:r>
+        <w:rPr>
+          <w:rFonts w:ascii="Times New Roman" w:eastAsia="Times New Roman" w:hAnsi="Times New Roman" w:cs="Times New Roman"/>
+          <w:b/>
+          <w:bCs/>
+          <w:i/>
+          <w:iCs/>
+          <w:sz w:val="32"/>
+          <w:szCs w:val="32"/>
+        </w:rPr>
+        <w:t>:</w:t>
+      </w:r>
+      <w:r>
+        <w:br/>
       </w:r>
     </w:p>
     <w:p>
@@ -405,32 +660,72 @@
       <w:r>
         <w:t>Equipe de desenvolvimento</w:t>
       </w:r>
-    </w:p>
-    <w:p>
-      <w:pPr>
-        <w:rPr>
-          <w:b/>
-          <w:bCs/>
-        </w:rPr>
-      </w:pPr>
-      <w:r>
-        <w:rPr>
-          <w:b/>
-          <w:bCs/>
-        </w:rPr>
-        <w:t>Produto Final</w:t>
-      </w:r>
-    </w:p>
-    <w:p>
+      <w:r>
+        <w:br/>
+      </w:r>
+      <w:r>
+        <w:br/>
+      </w:r>
+    </w:p>
+    <w:p>
+      <w:pPr>
+        <w:rPr>
+          <w:rFonts w:ascii="Times New Roman" w:eastAsia="Times New Roman" w:hAnsi="Times New Roman" w:cs="Times New Roman"/>
+          <w:i/>
+          <w:sz w:val="32"/>
+          <w:szCs w:val="32"/>
+        </w:rPr>
+      </w:pPr>
+      <w:r>
+        <w:rPr>
+          <w:rFonts w:ascii="Times New Roman" w:eastAsia="Times New Roman" w:hAnsi="Times New Roman" w:cs="Times New Roman"/>
+          <w:b/>
+          <w:bCs/>
+          <w:i/>
+          <w:iCs/>
+          <w:sz w:val="32"/>
+          <w:szCs w:val="32"/>
+        </w:rPr>
+        <w:t>Produto</w:t>
+      </w:r>
+      <w:r>
+        <w:rPr>
+          <w:rFonts w:ascii="Times New Roman" w:eastAsia="Times New Roman" w:hAnsi="Times New Roman" w:cs="Times New Roman"/>
+          <w:b/>
+          <w:bCs/>
+          <w:i/>
+          <w:iCs/>
+          <w:sz w:val="32"/>
+          <w:szCs w:val="32"/>
+        </w:rPr>
+        <w:t xml:space="preserve"> Final</w:t>
+      </w:r>
+      <w:r>
+        <w:rPr>
+          <w:rFonts w:ascii="Times New Roman" w:eastAsia="Times New Roman" w:hAnsi="Times New Roman" w:cs="Times New Roman"/>
+          <w:b/>
+          <w:bCs/>
+          <w:i/>
+          <w:iCs/>
+          <w:sz w:val="32"/>
+          <w:szCs w:val="32"/>
+        </w:rPr>
+        <w:t>:</w:t>
+      </w:r>
+    </w:p>
+    <w:p>
+      <w:pPr>
+        <w:ind w:firstLine="708"/>
+      </w:pPr>
       <w:r>
         <w:t>Um sistema automatizado de gerenciamento de estacionamento, com controle em tempo real, pagamento digital e melhor organização das vagas.</w:t>
       </w:r>
     </w:p>
-    <w:p/>
     <w:p>
       <w:pPr>
         <w:jc w:val="center"/>
         <w:rPr>
+          <w:rFonts w:ascii="Times New Roman" w:eastAsia="Times New Roman" w:hAnsi="Times New Roman" w:cs="Times New Roman"/>
           <w:b/>
           <w:bCs/>
           <w:sz w:val="40"/>
@@ -439,18 +734,51 @@
       </w:pPr>
       <w:r>
         <w:rPr>
+          <w:rFonts w:ascii="Times New Roman" w:eastAsia="Times New Roman" w:hAnsi="Times New Roman" w:cs="Times New Roman"/>
           <w:b/>
           <w:bCs/>
           <w:sz w:val="40"/>
           <w:szCs w:val="40"/>
         </w:rPr>
+        <w:lastRenderedPageBreak/>
         <w:t>Levantamento de Requisitos</w:t>
       </w:r>
     </w:p>
-    <w:p/>
-    <w:p>
-      <w:r>
-        <w:t xml:space="preserve">1. Requisitos Funcionais (RF) </w:t>
+    <w:p>
+      <w:pPr>
+        <w:rPr>
+          <w:rFonts w:ascii="Times New Roman" w:eastAsia="Times New Roman" w:hAnsi="Times New Roman" w:cs="Times New Roman"/>
+          <w:b/>
+          <w:bCs/>
+          <w:i/>
+          <w:iCs/>
+          <w:sz w:val="32"/>
+          <w:szCs w:val="32"/>
+        </w:rPr>
+      </w:pPr>
+      <w:r>
+        <w:rPr>
+          <w:rFonts w:ascii="Times New Roman" w:eastAsia="Times New Roman" w:hAnsi="Times New Roman" w:cs="Times New Roman"/>
+          <w:b/>
+          <w:bCs/>
+          <w:i/>
+          <w:iCs/>
+          <w:sz w:val="32"/>
+          <w:szCs w:val="32"/>
+        </w:rPr>
+        <w:t>1. Requisitos Funcionais (RF</w:t>
+      </w:r>
+      <w:r>
+        <w:rPr>
+          <w:rFonts w:ascii="Times New Roman" w:eastAsia="Times New Roman" w:hAnsi="Times New Roman" w:cs="Times New Roman"/>
+          <w:b/>
+          <w:bCs/>
+          <w:i/>
+          <w:iCs/>
+          <w:sz w:val="32"/>
+          <w:szCs w:val="32"/>
+        </w:rPr>
+        <w:t xml:space="preserve">): </w:t>
       </w:r>
     </w:p>
     <w:p>
@@ -665,217 +993,277 @@
       <w:r>
         <w:t>Gerenciar vagas</w:t>
       </w:r>
-    </w:p>
-    <w:p>
-      <w:r>
+      <w:r>
+        <w:br/>
+      </w:r>
+    </w:p>
+    <w:p>
+      <w:r>
+        <w:rPr>
+          <w:rFonts w:ascii="Times New Roman" w:eastAsia="Times New Roman" w:hAnsi="Times New Roman" w:cs="Times New Roman"/>
+          <w:b/>
+          <w:bCs/>
+          <w:i/>
+          <w:iCs/>
+          <w:sz w:val="32"/>
+          <w:szCs w:val="32"/>
+        </w:rPr>
+        <w:t>2. Requisitos Não Funcionais (RNF</w:t>
+      </w:r>
+      <w:r>
+        <w:rPr>
+          <w:rFonts w:ascii="Times New Roman" w:eastAsia="Times New Roman" w:hAnsi="Times New Roman" w:cs="Times New Roman"/>
+          <w:b/>
+          <w:bCs/>
+          <w:i/>
+          <w:iCs/>
+          <w:sz w:val="32"/>
+          <w:szCs w:val="32"/>
+        </w:rPr>
+        <w:t>):</w:t>
+      </w:r>
+    </w:p>
+    <w:p>
+      <w:pPr>
+        <w:rPr>
+          <w:b/>
+          <w:bCs/>
+        </w:rPr>
+      </w:pPr>
+      <w:r>
+        <w:rPr>
+          <w:b/>
+          <w:bCs/>
+        </w:rPr>
+        <w:t>RNF01 – Segurança</w:t>
+      </w:r>
+    </w:p>
+    <w:p>
+      <w:pPr>
+        <w:jc w:val="both"/>
+      </w:pPr>
+      <w:r>
+        <w:t>O sistema deverá garantir autenticação de usuários e proteção das informações armazenadas.</w:t>
+      </w:r>
+    </w:p>
+    <w:p>
+      <w:pPr>
+        <w:rPr>
+          <w:b/>
+          <w:bCs/>
+        </w:rPr>
+      </w:pPr>
+      <w:r>
+        <w:rPr>
+          <w:b/>
+          <w:bCs/>
+        </w:rPr>
+        <w:t>RNF02 – Usabilidade</w:t>
+      </w:r>
+    </w:p>
+    <w:p>
+      <w:pPr>
+        <w:jc w:val="both"/>
+      </w:pPr>
+      <w:r>
+        <w:t>O sistema deverá possuir interface intuitiva, organizada e de fácil utilização.</w:t>
+      </w:r>
+    </w:p>
+    <w:p>
+      <w:pPr>
+        <w:rPr>
+          <w:b/>
+          <w:bCs/>
+        </w:rPr>
+      </w:pPr>
+      <w:r>
+        <w:rPr>
+          <w:b/>
+          <w:bCs/>
+        </w:rPr>
+        <w:t>RNF03 – Desempenho</w:t>
+      </w:r>
+    </w:p>
+    <w:p>
+      <w:pPr>
+        <w:jc w:val="both"/>
+      </w:pPr>
+      <w:r>
+        <w:t>O sistema deverá processar operações e atualizar informações em tempo adequado, sem atrasos significativos.</w:t>
+      </w:r>
+    </w:p>
+    <w:p>
+      <w:pPr>
+        <w:rPr>
+          <w:b/>
+          <w:bCs/>
+        </w:rPr>
+      </w:pPr>
+      <w:r>
+        <w:rPr>
+          <w:b/>
+          <w:bCs/>
+        </w:rPr>
+        <w:t>RNF04 – Confiabilidade</w:t>
+      </w:r>
+    </w:p>
+    <w:p>
+      <w:pPr>
+        <w:jc w:val="both"/>
+      </w:pPr>
+      <w:r>
+        <w:t>O sistema deverá manter funcionamento contínuo e minimizar falhas operacionais.</w:t>
+      </w:r>
+    </w:p>
+    <w:p>
+      <w:pPr>
+        <w:rPr>
+          <w:b/>
+          <w:bCs/>
+        </w:rPr>
+      </w:pPr>
+      <w:r>
+        <w:rPr>
+          <w:b/>
+          <w:bCs/>
+        </w:rPr>
+        <w:t>RNF05 – Disponibilidade</w:t>
+      </w:r>
+    </w:p>
+    <w:p>
+      <w:r>
+        <w:t>O sistema deverá estar disponível para utilização 24 horas por dia.</w:t>
+      </w:r>
+    </w:p>
+    <w:p>
+      <w:pPr>
+        <w:rPr>
+          <w:b/>
+          <w:bCs/>
+        </w:rPr>
+      </w:pPr>
+    </w:p>
+    <w:p>
+      <w:pPr>
+        <w:rPr>
+          <w:b/>
+          <w:bCs/>
+        </w:rPr>
+      </w:pPr>
+    </w:p>
+    <w:p>
+      <w:pPr>
+        <w:rPr>
+          <w:b/>
+          <w:bCs/>
+        </w:rPr>
+      </w:pPr>
+    </w:p>
+    <w:p>
+      <w:pPr>
+        <w:rPr>
+          <w:b/>
+          <w:bCs/>
+        </w:rPr>
+      </w:pPr>
+      <w:r>
+        <w:rPr>
+          <w:b/>
+          <w:bCs/>
+        </w:rPr>
         <w:lastRenderedPageBreak/>
-        <w:t xml:space="preserve">2. Requisitos Não Funcionais (RNF) </w:t>
-      </w:r>
-    </w:p>
-    <w:p>
-      <w:pPr>
-        <w:rPr>
-          <w:b/>
-          <w:bCs/>
-        </w:rPr>
-      </w:pPr>
-      <w:r>
-        <w:rPr>
-          <w:b/>
-          <w:bCs/>
-        </w:rPr>
-        <w:t>RNF01 – Segurança</w:t>
-      </w:r>
-    </w:p>
-    <w:p>
-      <w:pPr>
-        <w:jc w:val="both"/>
-      </w:pPr>
-      <w:r>
-        <w:t>O sistema deverá garantir autenticação de usuários e proteção das informações armazenadas.</w:t>
-      </w:r>
-    </w:p>
-    <w:p>
-      <w:pPr>
-        <w:rPr>
-          <w:b/>
-          <w:bCs/>
-        </w:rPr>
-      </w:pPr>
-      <w:r>
-        <w:rPr>
-          <w:b/>
-          <w:bCs/>
-        </w:rPr>
-        <w:t>RNF02 – Usabilidade</w:t>
-      </w:r>
-    </w:p>
-    <w:p>
-      <w:pPr>
-        <w:jc w:val="both"/>
-      </w:pPr>
-      <w:r>
-        <w:t>O sistema deverá possuir interface intuitiva, organizada e de fácil utilização.</w:t>
-      </w:r>
-    </w:p>
-    <w:p>
-      <w:pPr>
-        <w:rPr>
-          <w:b/>
-          <w:bCs/>
-        </w:rPr>
-      </w:pPr>
-      <w:r>
-        <w:rPr>
-          <w:b/>
-          <w:bCs/>
-        </w:rPr>
-        <w:t>RNF03 – Desempenho</w:t>
-      </w:r>
-    </w:p>
-    <w:p>
-      <w:pPr>
-        <w:jc w:val="both"/>
-      </w:pPr>
-      <w:r>
-        <w:t>O sistema deverá processar operações e atualizar informações em tempo adequado, sem atrasos significativos.</w:t>
-      </w:r>
-    </w:p>
-    <w:p>
-      <w:pPr>
-        <w:rPr>
-          <w:b/>
-          <w:bCs/>
-        </w:rPr>
-      </w:pPr>
-      <w:r>
-        <w:rPr>
-          <w:b/>
-          <w:bCs/>
-        </w:rPr>
-        <w:t>RNF04 – Confiabilidade</w:t>
-      </w:r>
-    </w:p>
-    <w:p>
-      <w:pPr>
-        <w:jc w:val="both"/>
-      </w:pPr>
-      <w:r>
-        <w:t>O sistema deverá manter funcionamento contínuo e minimizar falhas operacionais.</w:t>
-      </w:r>
-    </w:p>
-    <w:p>
-      <w:pPr>
-        <w:rPr>
-          <w:b/>
-          <w:bCs/>
-        </w:rPr>
-      </w:pPr>
-      <w:r>
-        <w:rPr>
-          <w:b/>
-          <w:bCs/>
-        </w:rPr>
-        <w:t>RNF05 – Disponibilidade</w:t>
-      </w:r>
-    </w:p>
-    <w:p>
-      <w:r>
-        <w:t>O sistema deverá estar disponível para utilização 24 horas por dia.</w:t>
-      </w:r>
-    </w:p>
-    <w:p>
-      <w:pPr>
-        <w:rPr>
-          <w:b/>
-          <w:bCs/>
-        </w:rPr>
-      </w:pPr>
-      <w:r>
-        <w:rPr>
-          <w:b/>
-          <w:bCs/>
-        </w:rPr>
         <w:t>RNF06 – Escalabilidade</w:t>
       </w:r>
     </w:p>
     <w:p>
       <w:pPr>
-        <w:jc w:val="both"/>
-      </w:pPr>
-      <w:r>
-        <w:t>O sistema deverá suportar aumento na quantidade de usuários, veículos e vagas sem perda significativa de desempenho.</w:t>
-      </w:r>
-    </w:p>
-    <w:p>
-      <w:pPr>
-        <w:jc w:val="center"/>
-        <w:rPr>
-          <w:lang w:val="pt-PT"/>
-        </w:rPr>
-      </w:pPr>
-    </w:p>
-    <w:p>
-      <w:pPr>
-        <w:jc w:val="center"/>
-        <w:rPr>
-          <w:b/>
-          <w:bCs/>
+        <w:rPr>
+          <w:rFonts w:ascii="Times New Roman" w:eastAsia="Times New Roman" w:hAnsi="Times New Roman" w:cs="Times New Roman"/>
+          <w:i/>
+          <w:iCs/>
           <w:sz w:val="40"/>
           <w:szCs w:val="40"/>
         </w:rPr>
       </w:pPr>
       <w:r>
-        <w:rPr>
-          <w:b/>
-          <w:bCs/>
+        <w:t>O sistema deverá suportar aumento na quantidade de usuários, veículos e vagas sem perda significativa de desempenho.</w:t>
+      </w:r>
+    </w:p>
+    <w:p>
+      <w:pPr>
+        <w:jc w:val="center"/>
+        <w:rPr>
+          <w:rFonts w:ascii="Times New Roman" w:eastAsia="Times New Roman" w:hAnsi="Times New Roman" w:cs="Times New Roman"/>
+          <w:b/>
+          <w:bCs/>
+          <w:i/>
+          <w:iCs/>
           <w:sz w:val="40"/>
           <w:szCs w:val="40"/>
           <w:lang w:val="pt-PT"/>
         </w:rPr>
-        <w:t>Observações</w:t>
-      </w:r>
-    </w:p>
-    <w:p>
-      <w:r>
-        <w:rPr>
+      </w:pPr>
+    </w:p>
+    <w:p>
+      <w:pPr>
+        <w:jc w:val="center"/>
+        <w:rPr>
+          <w:rFonts w:ascii="Times New Roman" w:eastAsia="Times New Roman" w:hAnsi="Times New Roman" w:cs="Times New Roman"/>
+          <w:i/>
+          <w:iCs/>
+          <w:sz w:val="40"/>
+          <w:szCs w:val="40"/>
+        </w:rPr>
+      </w:pPr>
+      <w:r>
+        <w:rPr>
+          <w:rFonts w:ascii="Times New Roman" w:eastAsia="Times New Roman" w:hAnsi="Times New Roman" w:cs="Times New Roman"/>
+          <w:b/>
+          <w:bCs/>
+          <w:i/>
+          <w:iCs/>
+          <w:sz w:val="40"/>
+          <w:szCs w:val="40"/>
           <w:lang w:val="pt-PT"/>
         </w:rPr>
-        <w:t>Pensamos em seguir um modelo de rotação de carros no nosso estacionamento. Para que seja dinâmico e acessível, permitindo maior agilidade e conforto ao usuário.</w:t>
-      </w:r>
-      <w:r>
-        <w:t> </w:t>
-      </w:r>
-    </w:p>
-    <w:p>
-      <w:pPr>
-        <w:jc w:val="center"/>
-        <w:rPr>
-          <w:sz w:val="28"/>
-          <w:szCs w:val="28"/>
-        </w:rPr>
-      </w:pPr>
-      <w:r>
-        <w:rPr>
-          <w:b/>
-          <w:bCs/>
-          <w:sz w:val="28"/>
-          <w:szCs w:val="28"/>
+        <w:t>Pontos positivos</w:t>
+      </w:r>
+    </w:p>
+    <w:p>
+      <w:pPr>
+        <w:rPr>
+          <w:rFonts w:ascii="Times New Roman" w:eastAsia="Times New Roman" w:hAnsi="Times New Roman" w:cs="Times New Roman"/>
+          <w:b/>
+          <w:bCs/>
+          <w:i/>
+          <w:iCs/>
+          <w:sz w:val="32"/>
+          <w:szCs w:val="32"/>
+        </w:rPr>
+      </w:pPr>
+      <w:r>
+        <w:rPr>
+          <w:rFonts w:ascii="Times New Roman" w:eastAsia="Times New Roman" w:hAnsi="Times New Roman" w:cs="Times New Roman"/>
+          <w:b/>
+          <w:bCs/>
+          <w:i/>
+          <w:iCs/>
+          <w:sz w:val="32"/>
+          <w:szCs w:val="32"/>
           <w:lang w:val="pt-PT"/>
         </w:rPr>
-        <w:t>Pontos positivos</w:t>
-      </w:r>
-    </w:p>
-    <w:p>
-      <w:r>
-        <w:rPr>
-          <w:b/>
-          <w:bCs/>
-          <w:lang w:val="pt-PT"/>
-        </w:rPr>
         <w:t>1. Rotação de carros</w:t>
       </w:r>
       <w:r>
+        <w:rPr>
+          <w:rFonts w:ascii="Times New Roman" w:eastAsia="Times New Roman" w:hAnsi="Times New Roman" w:cs="Times New Roman"/>
+          <w:b/>
+          <w:bCs/>
+          <w:i/>
+          <w:iCs/>
+          <w:sz w:val="32"/>
+          <w:szCs w:val="32"/>
+        </w:rPr>
         <w:t> </w:t>
       </w:r>
     </w:p>
@@ -912,17 +1300,41 @@
       <w:r>
         <w:t> </w:t>
       </w:r>
-    </w:p>
-    <w:p>
-      <w:r>
-        <w:rPr>
-          <w:b/>
-          <w:bCs/>
+      <w:r>
+        <w:br/>
+      </w:r>
+    </w:p>
+    <w:p>
+      <w:pPr>
+        <w:rPr>
+          <w:rFonts w:ascii="Times New Roman" w:eastAsia="Times New Roman" w:hAnsi="Times New Roman" w:cs="Times New Roman"/>
+          <w:i/>
+          <w:iCs/>
+          <w:sz w:val="32"/>
+          <w:szCs w:val="32"/>
+        </w:rPr>
+      </w:pPr>
+      <w:r>
+        <w:rPr>
+          <w:rFonts w:ascii="Times New Roman" w:eastAsia="Times New Roman" w:hAnsi="Times New Roman" w:cs="Times New Roman"/>
+          <w:b/>
+          <w:bCs/>
+          <w:i/>
+          <w:iCs/>
+          <w:sz w:val="32"/>
+          <w:szCs w:val="32"/>
           <w:lang w:val="pt-PT"/>
         </w:rPr>
         <w:t>2. Sistema rápido e eficiente</w:t>
       </w:r>
       <w:r>
+        <w:rPr>
+          <w:rFonts w:ascii="Times New Roman" w:eastAsia="Times New Roman" w:hAnsi="Times New Roman" w:cs="Times New Roman"/>
+          <w:i/>
+          <w:iCs/>
+          <w:sz w:val="32"/>
+          <w:szCs w:val="32"/>
+        </w:rPr>
         <w:t> </w:t>
       </w:r>
     </w:p>
@@ -966,16 +1378,36 @@
       </w:r>
     </w:p>
     <w:p>
-      <w:r>
-        <w:rPr>
-          <w:b/>
-          <w:bCs/>
+      <w:pPr>
+        <w:rPr>
+          <w:rFonts w:ascii="Times New Roman" w:eastAsia="Times New Roman" w:hAnsi="Times New Roman" w:cs="Times New Roman"/>
+          <w:i/>
+          <w:iCs/>
+          <w:sz w:val="32"/>
+          <w:szCs w:val="32"/>
+        </w:rPr>
+      </w:pPr>
+      <w:r>
+        <w:rPr>
+          <w:rFonts w:ascii="Times New Roman" w:eastAsia="Times New Roman" w:hAnsi="Times New Roman" w:cs="Times New Roman"/>
+          <w:b/>
+          <w:bCs/>
+          <w:i/>
+          <w:iCs/>
+          <w:sz w:val="32"/>
+          <w:szCs w:val="32"/>
           <w:lang w:val="pt-PT"/>
         </w:rPr>
-        <w:lastRenderedPageBreak/>
         <w:t>3. Acesso às informações dos carros</w:t>
       </w:r>
       <w:r>
+        <w:rPr>
+          <w:rFonts w:ascii="Times New Roman" w:eastAsia="Times New Roman" w:hAnsi="Times New Roman" w:cs="Times New Roman"/>
+          <w:i/>
+          <w:iCs/>
+          <w:sz w:val="32"/>
+          <w:szCs w:val="32"/>
+        </w:rPr>
         <w:t> </w:t>
       </w:r>
     </w:p>
@@ -1031,15 +1463,41 @@
       </w:r>
     </w:p>
     <w:p>
-      <w:r>
-        <w:rPr>
-          <w:b/>
-          <w:bCs/>
+      <w:pPr>
+        <w:ind w:left="720"/>
+      </w:pPr>
+    </w:p>
+    <w:p>
+      <w:pPr>
+        <w:rPr>
+          <w:rFonts w:ascii="Times New Roman" w:eastAsia="Times New Roman" w:hAnsi="Times New Roman" w:cs="Times New Roman"/>
+          <w:i/>
+          <w:iCs/>
+          <w:sz w:val="32"/>
+          <w:szCs w:val="32"/>
+        </w:rPr>
+      </w:pPr>
+      <w:r>
+        <w:rPr>
+          <w:rFonts w:ascii="Times New Roman" w:eastAsia="Times New Roman" w:hAnsi="Times New Roman" w:cs="Times New Roman"/>
+          <w:b/>
+          <w:bCs/>
+          <w:i/>
+          <w:iCs/>
+          <w:sz w:val="32"/>
+          <w:szCs w:val="32"/>
           <w:lang w:val="pt-PT"/>
         </w:rPr>
         <w:t>4. Segurança</w:t>
       </w:r>
       <w:r>
+        <w:rPr>
+          <w:rFonts w:ascii="Times New Roman" w:eastAsia="Times New Roman" w:hAnsi="Times New Roman" w:cs="Times New Roman"/>
+          <w:i/>
+          <w:iCs/>
+          <w:sz w:val="32"/>
+          <w:szCs w:val="32"/>
+        </w:rPr>
         <w:t> </w:t>
       </w:r>
     </w:p>
@@ -1078,15 +1536,45 @@
       </w:r>
     </w:p>
     <w:p>
-      <w:r>
-        <w:rPr>
-          <w:b/>
-          <w:bCs/>
+      <w:pPr>
+        <w:ind w:left="720"/>
+      </w:pPr>
+    </w:p>
+    <w:p>
+      <w:pPr>
+        <w:rPr>
+          <w:rFonts w:ascii="Times New Roman" w:eastAsia="Times New Roman" w:hAnsi="Times New Roman" w:cs="Times New Roman"/>
+          <w:b/>
+          <w:bCs/>
+          <w:i/>
+          <w:iCs/>
+          <w:sz w:val="32"/>
+          <w:szCs w:val="32"/>
+        </w:rPr>
+      </w:pPr>
+      <w:r>
+        <w:rPr>
+          <w:rFonts w:ascii="Times New Roman" w:eastAsia="Times New Roman" w:hAnsi="Times New Roman" w:cs="Times New Roman"/>
+          <w:b/>
+          <w:bCs/>
+          <w:i/>
+          <w:iCs/>
+          <w:sz w:val="32"/>
+          <w:szCs w:val="32"/>
           <w:lang w:val="pt-PT"/>
         </w:rPr>
         <w:t>5. Funcionamento 24 horas</w:t>
       </w:r>
       <w:r>
+        <w:rPr>
+          <w:rFonts w:ascii="Times New Roman" w:eastAsia="Times New Roman" w:hAnsi="Times New Roman" w:cs="Times New Roman"/>
+          <w:b/>
+          <w:bCs/>
+          <w:i/>
+          <w:iCs/>
+          <w:sz w:val="32"/>
+          <w:szCs w:val="32"/>
+        </w:rPr>
         <w:t> </w:t>
       </w:r>
     </w:p>
@@ -1125,15 +1613,69 @@
       </w:r>
     </w:p>
     <w:p>
-      <w:r>
-        <w:rPr>
-          <w:b/>
-          <w:bCs/>
+      <w:pPr>
+        <w:ind w:left="720"/>
+      </w:pPr>
+    </w:p>
+    <w:p>
+      <w:pPr>
+        <w:rPr>
+          <w:rFonts w:ascii="Times New Roman" w:eastAsia="Times New Roman" w:hAnsi="Times New Roman" w:cs="Times New Roman"/>
+          <w:b/>
+          <w:bCs/>
+          <w:i/>
+          <w:iCs/>
+          <w:sz w:val="32"/>
+          <w:szCs w:val="32"/>
           <w:lang w:val="pt-PT"/>
         </w:rPr>
+      </w:pPr>
+    </w:p>
+    <w:p>
+      <w:pPr>
+        <w:rPr>
+          <w:rFonts w:ascii="Times New Roman" w:eastAsia="Times New Roman" w:hAnsi="Times New Roman" w:cs="Times New Roman"/>
+          <w:b/>
+          <w:bCs/>
+          <w:i/>
+          <w:iCs/>
+          <w:sz w:val="32"/>
+          <w:szCs w:val="32"/>
+          <w:lang w:val="pt-PT"/>
+        </w:rPr>
+      </w:pPr>
+    </w:p>
+    <w:p>
+      <w:pPr>
+        <w:rPr>
+          <w:rFonts w:ascii="Times New Roman" w:eastAsia="Times New Roman" w:hAnsi="Times New Roman" w:cs="Times New Roman"/>
+          <w:i/>
+          <w:iCs/>
+          <w:sz w:val="32"/>
+          <w:szCs w:val="32"/>
+        </w:rPr>
+      </w:pPr>
+      <w:r>
+        <w:rPr>
+          <w:rFonts w:ascii="Times New Roman" w:eastAsia="Times New Roman" w:hAnsi="Times New Roman" w:cs="Times New Roman"/>
+          <w:b/>
+          <w:bCs/>
+          <w:i/>
+          <w:iCs/>
+          <w:sz w:val="32"/>
+          <w:szCs w:val="32"/>
+          <w:lang w:val="pt-PT"/>
+        </w:rPr>
         <w:t>6. Organização do estacionamento</w:t>
       </w:r>
       <w:r>
+        <w:rPr>
+          <w:rFonts w:ascii="Times New Roman" w:eastAsia="Times New Roman" w:hAnsi="Times New Roman" w:cs="Times New Roman"/>
+          <w:i/>
+          <w:iCs/>
+          <w:sz w:val="32"/>
+          <w:szCs w:val="32"/>
+        </w:rPr>
         <w:t> </w:t>
       </w:r>
     </w:p>
@@ -1175,8 +1717,13 @@
       <w:pPr>
         <w:jc w:val="center"/>
         <w:rPr>
-          <w:b/>
-          <w:bCs/>
+          <w:rFonts w:ascii="Times New Roman" w:eastAsia="Times New Roman" w:hAnsi="Times New Roman" w:cs="Times New Roman"/>
+          <w:b/>
+          <w:bCs/>
+          <w:i/>
+          <w:iCs/>
+          <w:sz w:val="40"/>
+          <w:szCs w:val="40"/>
           <w:lang w:val="pt-PT"/>
         </w:rPr>
       </w:pPr>
@@ -1184,17 +1731,16 @@
     <w:p>
       <w:pPr>
         <w:jc w:val="center"/>
-        <w:rPr>
-          <w:sz w:val="28"/>
-          <w:szCs w:val="28"/>
-        </w:rPr>
-      </w:pPr>
-      <w:r>
-        <w:rPr>
-          <w:b/>
-          <w:bCs/>
-          <w:sz w:val="28"/>
-          <w:szCs w:val="28"/>
+      </w:pPr>
+      <w:r>
+        <w:rPr>
+          <w:rFonts w:ascii="Times New Roman" w:eastAsia="Times New Roman" w:hAnsi="Times New Roman" w:cs="Times New Roman"/>
+          <w:b/>
+          <w:bCs/>
+          <w:i/>
+          <w:iCs/>
+          <w:sz w:val="40"/>
+          <w:szCs w:val="40"/>
           <w:lang w:val="pt-PT"/>
         </w:rPr>
         <w:t>Pontos negativos</w:t>
@@ -1203,13 +1749,25 @@
     <w:p>
       <w:r>
         <w:rPr>
-          <w:b/>
-          <w:bCs/>
+          <w:rFonts w:ascii="Times New Roman" w:eastAsia="Times New Roman" w:hAnsi="Times New Roman" w:cs="Times New Roman"/>
+          <w:b/>
+          <w:bCs/>
+          <w:i/>
+          <w:iCs/>
+          <w:sz w:val="32"/>
+          <w:szCs w:val="32"/>
           <w:lang w:val="pt-PT"/>
         </w:rPr>
         <w:t>1. Custo de implementação</w:t>
       </w:r>
       <w:r>
+        <w:rPr>
+          <w:rFonts w:ascii="Times New Roman" w:eastAsia="Times New Roman" w:hAnsi="Times New Roman" w:cs="Times New Roman"/>
+          <w:i/>
+          <w:iCs/>
+          <w:sz w:val="32"/>
+          <w:szCs w:val="32"/>
+        </w:rPr>
         <w:t> </w:t>
       </w:r>
     </w:p>
@@ -1241,34 +1799,49 @@
         <w:rPr>
           <w:lang w:val="pt-PT"/>
         </w:rPr>
-        <w:t>Compra de equipamentos (c</w:t>
+        <w:t>Compra de equipamentos (</w:t>
       </w:r>
       <w:r>
         <w:rPr>
           <w:lang w:val="pt-PT"/>
         </w:rPr>
-        <w:t>a</w:t>
+        <w:t>câmeras</w:t>
       </w:r>
       <w:r>
         <w:rPr>
           <w:lang w:val="pt-PT"/>
         </w:rPr>
-        <w:t>meras, sensores, cancelas).</w:t>
+        <w:t>, sensores, cancelas).</w:t>
       </w:r>
       <w:r>
         <w:t> </w:t>
       </w:r>
-    </w:p>
-    <w:p>
-      <w:r>
-        <w:rPr>
-          <w:b/>
-          <w:bCs/>
+      <w:r>
+        <w:br/>
+      </w:r>
+    </w:p>
+    <w:p>
+      <w:r>
+        <w:rPr>
+          <w:rFonts w:ascii="Times New Roman" w:eastAsia="Times New Roman" w:hAnsi="Times New Roman" w:cs="Times New Roman"/>
+          <w:b/>
+          <w:bCs/>
+          <w:i/>
+          <w:iCs/>
+          <w:sz w:val="32"/>
+          <w:szCs w:val="32"/>
           <w:lang w:val="pt-PT"/>
         </w:rPr>
         <w:t>2. Dependência de tecnologia</w:t>
       </w:r>
       <w:r>
+        <w:rPr>
+          <w:rFonts w:ascii="Times New Roman" w:eastAsia="Times New Roman" w:hAnsi="Times New Roman" w:cs="Times New Roman"/>
+          <w:i/>
+          <w:iCs/>
+          <w:sz w:val="32"/>
+          <w:szCs w:val="32"/>
+        </w:rPr>
         <w:t> </w:t>
       </w:r>
     </w:p>
@@ -1288,17 +1861,32 @@
       <w:r>
         <w:t> </w:t>
       </w:r>
-    </w:p>
-    <w:p>
-      <w:r>
-        <w:rPr>
-          <w:b/>
-          <w:bCs/>
+      <w:r>
+        <w:br/>
+      </w:r>
+    </w:p>
+    <w:p>
+      <w:r>
+        <w:rPr>
+          <w:rFonts w:ascii="Times New Roman" w:eastAsia="Times New Roman" w:hAnsi="Times New Roman" w:cs="Times New Roman"/>
+          <w:b/>
+          <w:bCs/>
+          <w:i/>
+          <w:iCs/>
+          <w:sz w:val="32"/>
+          <w:szCs w:val="32"/>
           <w:lang w:val="pt-PT"/>
         </w:rPr>
         <w:t>3. Treinamento de funcionários</w:t>
       </w:r>
       <w:r>
+        <w:rPr>
+          <w:rFonts w:ascii="Times New Roman" w:eastAsia="Times New Roman" w:hAnsi="Times New Roman" w:cs="Times New Roman"/>
+          <w:i/>
+          <w:iCs/>
+          <w:sz w:val="32"/>
+          <w:szCs w:val="32"/>
+        </w:rPr>
         <w:t> </w:t>
       </w:r>
     </w:p>
@@ -1318,17 +1906,32 @@
       <w:r>
         <w:t> </w:t>
       </w:r>
-    </w:p>
-    <w:p>
-      <w:r>
-        <w:rPr>
-          <w:b/>
-          <w:bCs/>
+      <w:r>
+        <w:br/>
+      </w:r>
+    </w:p>
+    <w:p>
+      <w:r>
+        <w:rPr>
+          <w:rFonts w:ascii="Times New Roman" w:eastAsia="Times New Roman" w:hAnsi="Times New Roman" w:cs="Times New Roman"/>
+          <w:b/>
+          <w:bCs/>
+          <w:i/>
+          <w:iCs/>
+          <w:sz w:val="32"/>
+          <w:szCs w:val="32"/>
           <w:lang w:val="pt-PT"/>
         </w:rPr>
         <w:t>4. Manutenção do sistema</w:t>
       </w:r>
       <w:r>
+        <w:rPr>
+          <w:rFonts w:ascii="Times New Roman" w:eastAsia="Times New Roman" w:hAnsi="Times New Roman" w:cs="Times New Roman"/>
+          <w:i/>
+          <w:iCs/>
+          <w:sz w:val="32"/>
+          <w:szCs w:val="32"/>
+        </w:rPr>
         <w:t> </w:t>
       </w:r>
     </w:p>
@@ -1348,17 +1951,34 @@
       <w:r>
         <w:t> </w:t>
       </w:r>
-    </w:p>
-    <w:p>
-      <w:r>
-        <w:rPr>
-          <w:b/>
-          <w:bCs/>
+      <w:r>
+        <w:br/>
+      </w:r>
+    </w:p>
+    <w:p>
+      <w:r>
+        <w:rPr>
+          <w:rFonts w:ascii="Times New Roman" w:eastAsia="Times New Roman" w:hAnsi="Times New Roman" w:cs="Times New Roman"/>
+          <w:b/>
+          <w:bCs/>
+          <w:i/>
+          <w:iCs/>
+          <w:sz w:val="32"/>
+          <w:szCs w:val="32"/>
           <w:lang w:val="pt-PT"/>
         </w:rPr>
         <w:t>5. Segurança de dados</w:t>
       </w:r>
       <w:r>
+        <w:rPr>
+          <w:rFonts w:ascii="Times New Roman" w:eastAsia="Times New Roman" w:hAnsi="Times New Roman" w:cs="Times New Roman"/>
+          <w:b/>
+          <w:bCs/>
+          <w:i/>
+          <w:iCs/>
+          <w:sz w:val="32"/>
+          <w:szCs w:val="32"/>
+        </w:rPr>
         <w:t> </w:t>
       </w:r>
     </w:p>
@@ -1381,40 +2001,128 @@
     </w:p>
     <w:p>
       <w:pPr>
+        <w:ind w:left="720"/>
+      </w:pPr>
+    </w:p>
+    <w:p>
+      <w:pPr>
         <w:jc w:val="center"/>
         <w:rPr>
-          <w:b/>
-          <w:bCs/>
+          <w:rFonts w:ascii="Times New Roman" w:eastAsia="Times New Roman" w:hAnsi="Times New Roman" w:cs="Times New Roman"/>
+          <w:b/>
+          <w:i/>
           <w:sz w:val="40"/>
           <w:szCs w:val="40"/>
-        </w:rPr>
-      </w:pPr>
-    </w:p>
-    <w:p>
-      <w:pPr>
-        <w:jc w:val="center"/>
-        <w:rPr>
-          <w:b/>
-          <w:bCs/>
+          <w:lang w:val="pt-PT"/>
+        </w:rPr>
+      </w:pPr>
+      <w:r>
+        <w:rPr>
+          <w:rFonts w:ascii="Times New Roman" w:eastAsia="Times New Roman" w:hAnsi="Times New Roman" w:cs="Times New Roman"/>
+          <w:b/>
+          <w:bCs/>
+          <w:i/>
+          <w:iCs/>
           <w:sz w:val="40"/>
           <w:szCs w:val="40"/>
-        </w:rPr>
-      </w:pPr>
-      <w:r>
-        <w:rPr>
-          <w:b/>
-          <w:bCs/>
+          <w:lang w:val="pt-PT"/>
+        </w:rPr>
+        <w:t>Observações</w:t>
+      </w:r>
+    </w:p>
+    <w:p>
+      <w:pPr>
+        <w:jc w:val="center"/>
+        <w:rPr>
+          <w:rFonts w:ascii="Times New Roman" w:eastAsia="Times New Roman" w:hAnsi="Times New Roman" w:cs="Times New Roman"/>
+          <w:b/>
+          <w:bCs/>
+          <w:i/>
+          <w:iCs/>
           <w:sz w:val="40"/>
           <w:szCs w:val="40"/>
         </w:rPr>
-        <w:lastRenderedPageBreak/>
+      </w:pPr>
+      <w:r>
+        <w:rPr>
+          <w:lang w:val="pt-PT"/>
+        </w:rPr>
+        <w:t>Pensamos em seguir um modelo de rotação de carros no nosso estacionamento. Para que seja dinâmico e acessível, permitindo maior agilidade e conforto ao usuário.</w:t>
+      </w:r>
+      <w:r>
+        <w:t> </w:t>
+      </w:r>
+    </w:p>
+    <w:p>
+      <w:pPr>
+        <w:jc w:val="center"/>
+        <w:rPr>
+          <w:rFonts w:ascii="Times New Roman" w:eastAsia="Times New Roman" w:hAnsi="Times New Roman" w:cs="Times New Roman"/>
+          <w:b/>
+          <w:bCs/>
+          <w:i/>
+          <w:iCs/>
+          <w:sz w:val="52"/>
+          <w:szCs w:val="52"/>
+        </w:rPr>
+      </w:pPr>
+    </w:p>
+    <w:p>
+      <w:pPr>
+        <w:jc w:val="center"/>
+        <w:rPr>
+          <w:rFonts w:ascii="Times New Roman" w:eastAsia="Times New Roman" w:hAnsi="Times New Roman" w:cs="Times New Roman"/>
+          <w:b/>
+          <w:bCs/>
+          <w:i/>
+          <w:iCs/>
+          <w:sz w:val="52"/>
+          <w:szCs w:val="52"/>
+        </w:rPr>
+      </w:pPr>
+    </w:p>
+    <w:p>
+      <w:pPr>
+        <w:jc w:val="center"/>
+        <w:rPr>
+          <w:rFonts w:ascii="Times New Roman" w:eastAsia="Times New Roman" w:hAnsi="Times New Roman" w:cs="Times New Roman"/>
+          <w:b/>
+          <w:bCs/>
+          <w:i/>
+          <w:iCs/>
+          <w:sz w:val="52"/>
+          <w:szCs w:val="52"/>
+        </w:rPr>
+      </w:pPr>
+    </w:p>
+    <w:p>
+      <w:pPr>
+        <w:jc w:val="center"/>
+        <w:rPr>
+          <w:rFonts w:ascii="Times New Roman" w:eastAsia="Times New Roman" w:hAnsi="Times New Roman" w:cs="Times New Roman"/>
+          <w:b/>
+          <w:bCs/>
+          <w:i/>
+          <w:iCs/>
+          <w:sz w:val="52"/>
+          <w:szCs w:val="52"/>
+        </w:rPr>
+      </w:pPr>
+      <w:r>
+        <w:rPr>
+          <w:rFonts w:ascii="Times New Roman" w:eastAsia="Times New Roman" w:hAnsi="Times New Roman" w:cs="Times New Roman"/>
+          <w:b/>
+          <w:bCs/>
+          <w:i/>
+          <w:iCs/>
+          <w:sz w:val="52"/>
+          <w:szCs w:val="52"/>
+        </w:rPr>
         <w:t>Brainstorm</w:t>
       </w:r>
     </w:p>
-    <w:p/>
-    <w:p>
-      <w:pPr>
-        <w:pStyle w:val="a"/>
+    <w:p>
+      <w:pPr>
         <w:numPr>
           <w:ilvl w:val="0"/>
           <w:numId w:val="19"/>
@@ -1426,7 +2134,6 @@
     </w:p>
     <w:p>
       <w:pPr>
-        <w:pStyle w:val="a"/>
         <w:numPr>
           <w:ilvl w:val="0"/>
           <w:numId w:val="19"/>
@@ -1438,7 +2145,6 @@
     </w:p>
     <w:p>
       <w:pPr>
-        <w:pStyle w:val="a"/>
         <w:numPr>
           <w:ilvl w:val="0"/>
           <w:numId w:val="19"/>
@@ -1450,7 +2156,6 @@
     </w:p>
     <w:p>
       <w:pPr>
-        <w:pStyle w:val="a"/>
         <w:numPr>
           <w:ilvl w:val="0"/>
           <w:numId w:val="19"/>
@@ -1462,7 +2167,6 @@
     </w:p>
     <w:p>
       <w:pPr>
-        <w:pStyle w:val="a"/>
         <w:numPr>
           <w:ilvl w:val="0"/>
           <w:numId w:val="19"/>
@@ -1474,7 +2178,6 @@
     </w:p>
     <w:p>
       <w:pPr>
-        <w:pStyle w:val="a"/>
         <w:numPr>
           <w:ilvl w:val="0"/>
           <w:numId w:val="19"/>
@@ -1486,7 +2189,6 @@
     </w:p>
     <w:p>
       <w:pPr>
-        <w:pStyle w:val="a"/>
         <w:numPr>
           <w:ilvl w:val="0"/>
           <w:numId w:val="19"/>
@@ -1498,7 +2200,6 @@
     </w:p>
     <w:p>
       <w:pPr>
-        <w:pStyle w:val="a"/>
         <w:numPr>
           <w:ilvl w:val="0"/>
           <w:numId w:val="19"/>
@@ -1510,7 +2211,6 @@
     </w:p>
     <w:p>
       <w:pPr>
-        <w:pStyle w:val="a"/>
         <w:numPr>
           <w:ilvl w:val="0"/>
           <w:numId w:val="19"/>
@@ -1522,7 +2222,6 @@
     </w:p>
     <w:p>
       <w:pPr>
-        <w:pStyle w:val="a"/>
         <w:numPr>
           <w:ilvl w:val="0"/>
           <w:numId w:val="19"/>
@@ -1534,7 +2233,6 @@
     </w:p>
     <w:p>
       <w:pPr>
-        <w:pStyle w:val="a"/>
         <w:numPr>
           <w:ilvl w:val="0"/>
           <w:numId w:val="19"/>
@@ -1546,7 +2244,6 @@
     </w:p>
     <w:p>
       <w:pPr>
-        <w:pStyle w:val="a"/>
         <w:numPr>
           <w:ilvl w:val="0"/>
           <w:numId w:val="19"/>
@@ -1558,7 +2255,6 @@
     </w:p>
     <w:p>
       <w:pPr>
-        <w:pStyle w:val="a"/>
         <w:numPr>
           <w:ilvl w:val="0"/>
           <w:numId w:val="19"/>
@@ -1570,7 +2266,6 @@
     </w:p>
     <w:p>
       <w:pPr>
-        <w:pStyle w:val="a"/>
         <w:numPr>
           <w:ilvl w:val="0"/>
           <w:numId w:val="19"/>
@@ -1582,7 +2277,6 @@
     </w:p>
     <w:p>
       <w:pPr>
-        <w:pStyle w:val="a"/>
         <w:numPr>
           <w:ilvl w:val="0"/>
           <w:numId w:val="19"/>
@@ -1594,7 +2288,6 @@
     </w:p>
     <w:p>
       <w:pPr>
-        <w:pStyle w:val="a"/>
         <w:numPr>
           <w:ilvl w:val="0"/>
           <w:numId w:val="19"/>
@@ -1606,7 +2299,6 @@
     </w:p>
     <w:p>
       <w:pPr>
-        <w:pStyle w:val="a"/>
         <w:numPr>
           <w:ilvl w:val="0"/>
           <w:numId w:val="19"/>
@@ -1666,8 +2358,6 @@
     </w:p>
     <w:p>
       <w:pPr>
-        <w:pStyle w:val="ListParagraph"/>
-        <w:jc w:val="center"/>
         <w:rPr>
           <w:b/>
           <w:bCs/>
@@ -1678,7 +2368,72 @@
     </w:p>
     <w:p>
       <w:pPr>
-        <w:pStyle w:val="ListParagraph"/>
+        <w:jc w:val="center"/>
+        <w:rPr>
+          <w:rFonts w:ascii="Times New Roman" w:eastAsia="Times New Roman" w:hAnsi="Times New Roman" w:cs="Times New Roman"/>
+          <w:b/>
+          <w:bCs/>
+          <w:i/>
+          <w:iCs/>
+          <w:sz w:val="52"/>
+          <w:szCs w:val="52"/>
+        </w:rPr>
+      </w:pPr>
+    </w:p>
+    <w:p>
+      <w:pPr>
+        <w:jc w:val="center"/>
+        <w:rPr>
+          <w:rFonts w:ascii="Times New Roman" w:eastAsia="Times New Roman" w:hAnsi="Times New Roman" w:cs="Times New Roman"/>
+          <w:b/>
+          <w:bCs/>
+          <w:i/>
+          <w:iCs/>
+          <w:sz w:val="52"/>
+          <w:szCs w:val="52"/>
+        </w:rPr>
+      </w:pPr>
+    </w:p>
+    <w:p>
+      <w:pPr>
+        <w:jc w:val="center"/>
+        <w:rPr>
+          <w:rFonts w:ascii="Times New Roman" w:eastAsia="Times New Roman" w:hAnsi="Times New Roman" w:cs="Times New Roman"/>
+          <w:b/>
+          <w:bCs/>
+          <w:i/>
+          <w:iCs/>
+          <w:sz w:val="52"/>
+          <w:szCs w:val="52"/>
+        </w:rPr>
+      </w:pPr>
+      <w:r>
+        <w:rPr>
+          <w:rFonts w:ascii="Times New Roman" w:eastAsia="Times New Roman" w:hAnsi="Times New Roman" w:cs="Times New Roman"/>
+          <w:b/>
+          <w:bCs/>
+          <w:i/>
+          <w:iCs/>
+          <w:sz w:val="52"/>
+          <w:szCs w:val="52"/>
+        </w:rPr>
+        <w:t>R</w:t>
+      </w:r>
+      <w:r>
+        <w:rPr>
+          <w:rFonts w:ascii="Times New Roman" w:eastAsia="Times New Roman" w:hAnsi="Times New Roman" w:cs="Times New Roman"/>
+          <w:b/>
+          <w:bCs/>
+          <w:i/>
+          <w:iCs/>
+          <w:sz w:val="52"/>
+          <w:szCs w:val="52"/>
+        </w:rPr>
+        <w:t>otina estacionamento BPM</w:t>
+      </w:r>
+    </w:p>
+    <w:p>
+      <w:pPr>
         <w:jc w:val="center"/>
         <w:rPr>
           <w:b/>
@@ -1687,112 +2442,20 @@
           <w:szCs w:val="40"/>
         </w:rPr>
       </w:pPr>
+      <w:r>
+        <w:br/>
+      </w:r>
     </w:p>
     <w:p>
       <w:pPr>
         <w:pStyle w:val="ListParagraph"/>
-        <w:jc w:val="center"/>
-        <w:rPr>
-          <w:b/>
-          <w:bCs/>
-          <w:sz w:val="40"/>
-          <w:szCs w:val="40"/>
-        </w:rPr>
-      </w:pPr>
-    </w:p>
-    <w:p>
-      <w:pPr>
-        <w:pStyle w:val="ListParagraph"/>
-        <w:jc w:val="center"/>
-        <w:rPr>
-          <w:b/>
-          <w:bCs/>
-          <w:sz w:val="40"/>
-          <w:szCs w:val="40"/>
-        </w:rPr>
-      </w:pPr>
-    </w:p>
-    <w:p>
-      <w:pPr>
-        <w:pStyle w:val="ListParagraph"/>
-        <w:jc w:val="center"/>
-        <w:rPr>
-          <w:b/>
-          <w:bCs/>
-          <w:sz w:val="40"/>
-          <w:szCs w:val="40"/>
-        </w:rPr>
-      </w:pPr>
-    </w:p>
-    <w:p>
-      <w:pPr>
-        <w:pStyle w:val="ListParagraph"/>
-        <w:jc w:val="center"/>
-        <w:rPr>
-          <w:b/>
-          <w:bCs/>
-          <w:sz w:val="40"/>
-          <w:szCs w:val="40"/>
-        </w:rPr>
-      </w:pPr>
-    </w:p>
-    <w:p>
-      <w:pPr>
-        <w:pStyle w:val="ListParagraph"/>
-        <w:jc w:val="center"/>
-        <w:rPr>
-          <w:b/>
-          <w:bCs/>
-          <w:sz w:val="40"/>
-          <w:szCs w:val="40"/>
-        </w:rPr>
-      </w:pPr>
-    </w:p>
-    <w:p>
-      <w:pPr>
-        <w:pStyle w:val="ListParagraph"/>
-        <w:jc w:val="center"/>
-        <w:rPr>
-          <w:b/>
-          <w:bCs/>
-          <w:sz w:val="40"/>
-          <w:szCs w:val="40"/>
-        </w:rPr>
-      </w:pPr>
-      <w:r>
-        <w:rPr>
-          <w:b/>
-          <w:bCs/>
-          <w:sz w:val="40"/>
-          <w:szCs w:val="40"/>
-        </w:rPr>
-        <w:lastRenderedPageBreak/>
-        <w:t>R</w:t>
-      </w:r>
-      <w:r>
-        <w:rPr>
-          <w:b/>
-          <w:bCs/>
-          <w:sz w:val="40"/>
-          <w:szCs w:val="40"/>
-        </w:rPr>
-        <w:t>otina estacionamento BPM</w:t>
-      </w:r>
-    </w:p>
-    <w:p>
-      <w:pPr>
-        <w:pStyle w:val="ListParagraph"/>
-        <w:rPr>
-          <w:sz w:val="32"/>
-          <w:szCs w:val="32"/>
-        </w:rPr>
       </w:pPr>
       <w:r>
         <w:rPr>
           <w:noProof/>
         </w:rPr>
         <w:drawing>
-          <wp:anchor distT="0" distB="0" distL="114300" distR="114300" simplePos="0" relativeHeight="251658240" behindDoc="0" locked="0" layoutInCell="1" allowOverlap="1" wp14:anchorId="77F44EFA" wp14:editId="400450FC">
+          <wp:anchor distT="0" distB="0" distL="114300" distR="114300" simplePos="0" relativeHeight="251658240" behindDoc="0" locked="0" layoutInCell="1" allowOverlap="1" wp14:anchorId="77F44EFA" wp14:editId="1086F6D2">
             <wp:simplePos x="0" y="0"/>
             <wp:positionH relativeFrom="margin">
               <wp:align>right</wp:align>
@@ -1800,13 +2463,13 @@
             <wp:positionV relativeFrom="paragraph">
               <wp:posOffset>295275</wp:posOffset>
             </wp:positionV>
-            <wp:extent cx="5400040" cy="3912870"/>
+            <wp:extent cx="5755652" cy="4170547"/>
             <wp:effectExtent l="0" t="0" r="0" b="0"/>
             <wp:wrapSquare wrapText="bothSides"/>
             <wp:docPr id="218742408" name="Imagem 1">
               <a:extLst xmlns:a="http://schemas.openxmlformats.org/drawingml/2006/main">
                 <a:ext uri="{FF2B5EF4-FFF2-40B4-BE49-F238E27FC236}">
-                  <a16:creationId xmlns:a16="http://schemas.microsoft.com/office/drawing/2014/main" id="{16894BB1-A24E-471C-94A9-28A064B479BB}"/>
+                  <a16:creationId xmlns:a16="http://schemas.microsoft.com/office/drawing/2014/main" id="{742CFD53-C1A6-475A-8980-D59F7969394E}"/>
                 </a:ext>
               </a:extLst>
             </wp:docPr>
@@ -1823,10 +2486,10 @@
                     </pic:cNvPicPr>
                   </pic:nvPicPr>
                   <pic:blipFill>
-                    <a:blip r:embed="rId5">
+                    <a:blip r:embed="rId7">
                       <a:extLst>
                         <a:ext uri="{28A0092B-C50C-407E-A947-70E740481C1C}">
-                          <a14:useLocalDpi xmlns:a14="http://schemas.microsoft.com/office/drawing/2010/main" val="0"/>
+                          <a14:useLocalDpi xmlns:a14="http://schemas.microsoft.com/office/drawing/2010/main"/>
                         </a:ext>
                       </a:extLst>
                     </a:blip>
@@ -1838,7 +2501,7 @@
                   <pic:spPr bwMode="auto">
                     <a:xfrm>
                       <a:off x="0" y="0"/>
-                      <a:ext cx="5400040" cy="3912870"/>
+                      <a:ext cx="5755652" cy="4170547"/>
                     </a:xfrm>
                     <a:prstGeom prst="rect">
                       <a:avLst/>
@@ -1866,7 +2529,26 @@
     </w:p>
     <w:p>
       <w:pPr>
-        <w:jc w:val="center"/>
+        <w:pStyle w:val="ListParagraph"/>
+      </w:pPr>
+    </w:p>
+    <w:p>
+      <w:pPr>
+        <w:pStyle w:val="ListParagraph"/>
+      </w:pPr>
+    </w:p>
+    <w:p>
+      <w:pPr>
+        <w:pStyle w:val="ListParagraph"/>
+      </w:pPr>
+    </w:p>
+    <w:p>
+      <w:pPr>
+        <w:pStyle w:val="ListParagraph"/>
+      </w:pPr>
+    </w:p>
+    <w:p>
+      <w:pPr>
         <w:rPr>
           <w:b/>
           <w:bCs/>
@@ -1874,56 +2556,84 @@
           <w:szCs w:val="40"/>
         </w:rPr>
       </w:pPr>
-      <w:r>
-        <w:rPr>
-          <w:b/>
-          <w:bCs/>
+    </w:p>
+    <w:p>
+      <w:pPr>
+        <w:jc w:val="center"/>
+        <w:rPr>
+          <w:rFonts w:ascii="Times New Roman" w:eastAsia="Times New Roman" w:hAnsi="Times New Roman" w:cs="Times New Roman"/>
+          <w:b/>
+          <w:bCs/>
+          <w:i/>
+          <w:iCs/>
           <w:sz w:val="40"/>
           <w:szCs w:val="40"/>
         </w:rPr>
-        <w:t>Observação da rotina de trabalho</w:t>
-      </w:r>
-      <w:r>
-        <w:rPr>
-          <w:b/>
-          <w:bCs/>
+      </w:pPr>
+    </w:p>
+    <w:p>
+      <w:pPr>
+        <w:jc w:val="center"/>
+        <w:rPr>
+          <w:rFonts w:ascii="Times New Roman" w:eastAsia="Times New Roman" w:hAnsi="Times New Roman" w:cs="Times New Roman"/>
+          <w:b/>
+          <w:bCs/>
+          <w:i/>
+          <w:iCs/>
           <w:sz w:val="40"/>
           <w:szCs w:val="40"/>
         </w:rPr>
-        <w:t xml:space="preserve"> após BPM</w:t>
-      </w:r>
-    </w:p>
-    <w:p>
-      <w:pPr>
-        <w:jc w:val="center"/>
-        <w:rPr>
-          <w:b/>
-          <w:bCs/>
+      </w:pPr>
+      <w:r>
+        <w:rPr>
+          <w:rFonts w:ascii="Times New Roman" w:eastAsia="Times New Roman" w:hAnsi="Times New Roman" w:cs="Times New Roman"/>
+          <w:b/>
+          <w:bCs/>
+          <w:i/>
+          <w:iCs/>
           <w:sz w:val="40"/>
           <w:szCs w:val="40"/>
         </w:rPr>
-      </w:pPr>
-    </w:p>
-    <w:p>
-      <w:pPr>
-        <w:rPr>
-          <w:b/>
-          <w:bCs/>
-        </w:rPr>
-      </w:pPr>
-      <w:r>
-        <w:rPr>
-          <w:b/>
-          <w:bCs/>
-        </w:rPr>
-        <w:t>Prós da rotina de trabalho</w:t>
-      </w:r>
-      <w:r>
-        <w:rPr>
-          <w:b/>
-          <w:bCs/>
-        </w:rPr>
-        <w:t>:</w:t>
+        <w:t>Observação da rotina de trabalho após BPM</w:t>
+      </w:r>
+    </w:p>
+    <w:p>
+      <w:pPr>
+        <w:jc w:val="center"/>
+        <w:rPr>
+          <w:rFonts w:ascii="Times New Roman" w:eastAsia="Times New Roman" w:hAnsi="Times New Roman" w:cs="Times New Roman"/>
+          <w:b/>
+          <w:bCs/>
+          <w:i/>
+          <w:iCs/>
+          <w:sz w:val="40"/>
+          <w:szCs w:val="40"/>
+        </w:rPr>
+      </w:pPr>
+    </w:p>
+    <w:p>
+      <w:pPr>
+        <w:rPr>
+          <w:rFonts w:ascii="Times New Roman" w:eastAsia="Times New Roman" w:hAnsi="Times New Roman" w:cs="Times New Roman"/>
+          <w:b/>
+          <w:bCs/>
+          <w:i/>
+          <w:iCs/>
+          <w:sz w:val="32"/>
+          <w:szCs w:val="32"/>
+        </w:rPr>
+      </w:pPr>
+      <w:r>
+        <w:rPr>
+          <w:rFonts w:ascii="Times New Roman" w:eastAsia="Times New Roman" w:hAnsi="Times New Roman" w:cs="Times New Roman"/>
+          <w:b/>
+          <w:bCs/>
+          <w:i/>
+          <w:iCs/>
+          <w:sz w:val="32"/>
+          <w:szCs w:val="32"/>
+        </w:rPr>
+        <w:t>Prós da rotina de trabalho:</w:t>
       </w:r>
     </w:p>
     <w:p>
@@ -1933,16 +2643,8 @@
           <w:ilvl w:val="0"/>
           <w:numId w:val="22"/>
         </w:numPr>
-        <w:rPr>
-          <w:b/>
-          <w:bCs/>
-        </w:rPr>
-      </w:pPr>
-      <w:r>
-        <w:rPr>
-          <w:b/>
-          <w:bCs/>
-        </w:rPr>
+      </w:pPr>
+      <w:r>
         <w:t>Existe um fluxo de atendimento definido</w:t>
       </w:r>
     </w:p>
@@ -1953,16 +2655,8 @@
           <w:ilvl w:val="0"/>
           <w:numId w:val="22"/>
         </w:numPr>
-        <w:rPr>
-          <w:b/>
-          <w:bCs/>
-        </w:rPr>
-      </w:pPr>
-      <w:r>
-        <w:rPr>
-          <w:b/>
-          <w:bCs/>
-        </w:rPr>
+      </w:pPr>
+      <w:r>
         <w:t>Há uma verificação de disponibilidade antes de aceitar o carro</w:t>
       </w:r>
     </w:p>
@@ -1973,16 +2667,8 @@
           <w:ilvl w:val="0"/>
           <w:numId w:val="22"/>
         </w:numPr>
-        <w:rPr>
-          <w:b/>
-          <w:bCs/>
-        </w:rPr>
-      </w:pPr>
-      <w:r>
-        <w:rPr>
-          <w:b/>
-          <w:bCs/>
-        </w:rPr>
+      </w:pPr>
+      <w:r>
         <w:t>Os dados do veículo são registrados</w:t>
       </w:r>
     </w:p>
@@ -1993,16 +2679,8 @@
           <w:ilvl w:val="0"/>
           <w:numId w:val="22"/>
         </w:numPr>
-        <w:rPr>
-          <w:b/>
-          <w:bCs/>
-        </w:rPr>
-      </w:pPr>
-      <w:r>
-        <w:rPr>
-          <w:b/>
-          <w:bCs/>
-        </w:rPr>
+      </w:pPr>
+      <w:r>
         <w:t>O motorista recebe um recibo de entrada</w:t>
       </w:r>
     </w:p>
@@ -2013,16 +2691,8 @@
           <w:ilvl w:val="0"/>
           <w:numId w:val="22"/>
         </w:numPr>
-        <w:rPr>
-          <w:b/>
-          <w:bCs/>
-        </w:rPr>
-      </w:pPr>
-      <w:r>
-        <w:rPr>
-          <w:b/>
-          <w:bCs/>
-        </w:rPr>
+      </w:pPr>
+      <w:r>
         <w:t>Há divisão de funções</w:t>
       </w:r>
     </w:p>
@@ -2033,16 +2703,8 @@
           <w:ilvl w:val="0"/>
           <w:numId w:val="22"/>
         </w:numPr>
-        <w:rPr>
-          <w:b/>
-          <w:bCs/>
-        </w:rPr>
-      </w:pPr>
-      <w:r>
-        <w:rPr>
-          <w:b/>
-          <w:bCs/>
-        </w:rPr>
+      </w:pPr>
+      <w:r>
         <w:t>O veículo é levado a uma vaga identificada</w:t>
       </w:r>
     </w:p>
@@ -2057,40 +2719,26 @@
     <w:p>
       <w:pPr>
         <w:rPr>
-          <w:b/>
-          <w:bCs/>
-        </w:rPr>
-      </w:pPr>
-    </w:p>
-    <w:p>
-      <w:pPr>
-        <w:rPr>
-          <w:b/>
-          <w:bCs/>
-        </w:rPr>
-      </w:pPr>
-    </w:p>
-    <w:p>
-      <w:pPr>
-        <w:rPr>
-          <w:b/>
-          <w:bCs/>
-        </w:rPr>
-      </w:pPr>
-      <w:r>
-        <w:rPr>
-          <w:b/>
-          <w:bCs/>
-        </w:rPr>
-        <w:lastRenderedPageBreak/>
-        <w:t>Contras da rotina de trabalho</w:t>
-      </w:r>
-      <w:r>
-        <w:rPr>
-          <w:b/>
-          <w:bCs/>
-        </w:rPr>
-        <w:t>:</w:t>
+          <w:rFonts w:ascii="Times New Roman" w:eastAsia="Times New Roman" w:hAnsi="Times New Roman" w:cs="Times New Roman"/>
+          <w:b/>
+          <w:bCs/>
+          <w:i/>
+          <w:iCs/>
+          <w:sz w:val="32"/>
+          <w:szCs w:val="32"/>
+        </w:rPr>
+      </w:pPr>
+      <w:r>
+        <w:rPr>
+          <w:rFonts w:ascii="Times New Roman" w:eastAsia="Times New Roman" w:hAnsi="Times New Roman" w:cs="Times New Roman"/>
+          <w:b/>
+          <w:bCs/>
+          <w:i/>
+          <w:iCs/>
+          <w:sz w:val="32"/>
+          <w:szCs w:val="32"/>
+        </w:rPr>
+        <w:t>Contras da rotina de trabalho:</w:t>
       </w:r>
     </w:p>
     <w:p>
@@ -2100,16 +2748,8 @@
           <w:ilvl w:val="0"/>
           <w:numId w:val="21"/>
         </w:numPr>
-        <w:rPr>
-          <w:b/>
-          <w:bCs/>
-        </w:rPr>
-      </w:pPr>
-      <w:r>
-        <w:rPr>
-          <w:b/>
-          <w:bCs/>
-        </w:rPr>
+      </w:pPr>
+      <w:r>
         <w:t>A confirmação de vagas depende de comunicação manual</w:t>
       </w:r>
     </w:p>
@@ -2120,16 +2760,8 @@
           <w:ilvl w:val="0"/>
           <w:numId w:val="21"/>
         </w:numPr>
-        <w:rPr>
-          <w:b/>
-          <w:bCs/>
-        </w:rPr>
-      </w:pPr>
-      <w:r>
-        <w:rPr>
-          <w:b/>
-          <w:bCs/>
-        </w:rPr>
+      </w:pPr>
+      <w:r>
         <w:t>Os manobristas têm dificuldade para localizar vagas</w:t>
       </w:r>
     </w:p>
@@ -2140,16 +2772,8 @@
           <w:ilvl w:val="0"/>
           <w:numId w:val="21"/>
         </w:numPr>
-        <w:rPr>
-          <w:b/>
-          <w:bCs/>
-        </w:rPr>
-      </w:pPr>
-      <w:r>
-        <w:rPr>
-          <w:b/>
-          <w:bCs/>
-        </w:rPr>
+      </w:pPr>
+      <w:r>
         <w:t>O processo pode formar filas na entrada</w:t>
       </w:r>
     </w:p>
@@ -2160,16 +2784,8 @@
           <w:ilvl w:val="0"/>
           <w:numId w:val="21"/>
         </w:numPr>
-        <w:rPr>
-          <w:b/>
-          <w:bCs/>
-        </w:rPr>
-      </w:pPr>
-      <w:r>
-        <w:rPr>
-          <w:b/>
-          <w:bCs/>
-        </w:rPr>
+      </w:pPr>
+      <w:r>
         <w:t>Há dependência excessiva de pessoas</w:t>
       </w:r>
     </w:p>
@@ -2180,16 +2796,8 @@
           <w:ilvl w:val="0"/>
           <w:numId w:val="21"/>
         </w:numPr>
-        <w:rPr>
-          <w:b/>
-          <w:bCs/>
-        </w:rPr>
-      </w:pPr>
-      <w:r>
-        <w:rPr>
-          <w:b/>
-          <w:bCs/>
-        </w:rPr>
+      </w:pPr>
+      <w:r>
         <w:t>Não há evidência de sistema automatizado de controle de vagas</w:t>
       </w:r>
     </w:p>
@@ -2200,16 +2808,8 @@
           <w:ilvl w:val="0"/>
           <w:numId w:val="21"/>
         </w:numPr>
-        <w:rPr>
-          <w:b/>
-          <w:bCs/>
-        </w:rPr>
-      </w:pPr>
-      <w:r>
-        <w:rPr>
-          <w:b/>
-          <w:bCs/>
-        </w:rPr>
+      </w:pPr>
+      <w:r>
         <w:t>O tempo de atendimento pode ser alto</w:t>
       </w:r>
     </w:p>
@@ -2220,16 +2820,8 @@
           <w:ilvl w:val="0"/>
           <w:numId w:val="21"/>
         </w:numPr>
-        <w:rPr>
-          <w:b/>
-          <w:bCs/>
-        </w:rPr>
-      </w:pPr>
-      <w:r>
-        <w:rPr>
-          <w:b/>
-          <w:bCs/>
-        </w:rPr>
+      </w:pPr>
+      <w:r>
         <w:t>Risco de informação desatualizada</w:t>
       </w:r>
     </w:p>
@@ -2240,16 +2832,8 @@
           <w:ilvl w:val="0"/>
           <w:numId w:val="21"/>
         </w:numPr>
-        <w:rPr>
-          <w:b/>
-          <w:bCs/>
-        </w:rPr>
-      </w:pPr>
-      <w:r>
-        <w:rPr>
-          <w:b/>
-          <w:bCs/>
-        </w:rPr>
+      </w:pPr>
+      <w:r>
         <w:t>O processo não mostra controle detalhado da vaga ocupada</w:t>
       </w:r>
     </w:p>
@@ -2265,39 +2849,376 @@
       <w:pPr>
         <w:jc w:val="center"/>
         <w:rPr>
-          <w:b/>
-          <w:bCs/>
-        </w:rPr>
-      </w:pPr>
-      <w:r>
-        <w:rPr>
-          <w:b/>
-          <w:bCs/>
-        </w:rPr>
+          <w:rFonts w:ascii="Times New Roman" w:eastAsia="Times New Roman" w:hAnsi="Times New Roman" w:cs="Times New Roman"/>
+          <w:b/>
+          <w:bCs/>
+          <w:i/>
+          <w:iCs/>
+          <w:sz w:val="40"/>
+          <w:szCs w:val="40"/>
+        </w:rPr>
+      </w:pPr>
+    </w:p>
+    <w:p>
+      <w:pPr>
+        <w:jc w:val="center"/>
+        <w:rPr>
+          <w:rFonts w:ascii="Times New Roman" w:eastAsia="Times New Roman" w:hAnsi="Times New Roman" w:cs="Times New Roman"/>
+          <w:b/>
+          <w:bCs/>
+          <w:i/>
+          <w:iCs/>
+          <w:sz w:val="40"/>
+          <w:szCs w:val="40"/>
+        </w:rPr>
+      </w:pPr>
+    </w:p>
+    <w:p>
+      <w:pPr>
+        <w:jc w:val="center"/>
+        <w:rPr>
+          <w:rFonts w:ascii="Times New Roman" w:eastAsia="Times New Roman" w:hAnsi="Times New Roman" w:cs="Times New Roman"/>
+          <w:b/>
+          <w:bCs/>
+          <w:i/>
+          <w:iCs/>
+          <w:sz w:val="40"/>
+          <w:szCs w:val="40"/>
+        </w:rPr>
+      </w:pPr>
+    </w:p>
+    <w:p>
+      <w:pPr>
+        <w:jc w:val="center"/>
+        <w:rPr>
+          <w:rFonts w:ascii="Times New Roman" w:eastAsia="Times New Roman" w:hAnsi="Times New Roman" w:cs="Times New Roman"/>
+          <w:b/>
+          <w:bCs/>
+          <w:i/>
+          <w:iCs/>
+          <w:sz w:val="40"/>
+          <w:szCs w:val="40"/>
+        </w:rPr>
+      </w:pPr>
+    </w:p>
+    <w:p>
+      <w:pPr>
+        <w:jc w:val="center"/>
+        <w:rPr>
+          <w:rFonts w:ascii="Times New Roman" w:eastAsia="Times New Roman" w:hAnsi="Times New Roman" w:cs="Times New Roman"/>
+          <w:b/>
+          <w:bCs/>
+          <w:i/>
+          <w:iCs/>
+          <w:sz w:val="40"/>
+          <w:szCs w:val="40"/>
+        </w:rPr>
+      </w:pPr>
+    </w:p>
+    <w:p>
+      <w:pPr>
+        <w:jc w:val="center"/>
+        <w:rPr>
+          <w:rFonts w:ascii="Times New Roman" w:eastAsia="Times New Roman" w:hAnsi="Times New Roman" w:cs="Times New Roman"/>
+          <w:b/>
+          <w:bCs/>
+          <w:i/>
+          <w:iCs/>
+          <w:sz w:val="40"/>
+          <w:szCs w:val="40"/>
+        </w:rPr>
+      </w:pPr>
+      <w:r>
+        <w:rPr>
+          <w:rFonts w:ascii="Times New Roman" w:eastAsia="Times New Roman" w:hAnsi="Times New Roman" w:cs="Times New Roman"/>
+          <w:b/>
+          <w:bCs/>
+          <w:i/>
+          <w:iCs/>
+          <w:sz w:val="40"/>
+          <w:szCs w:val="40"/>
+        </w:rPr>
+        <w:lastRenderedPageBreak/>
+        <w:t xml:space="preserve">Protótipo da tela de busca </w:t>
+      </w:r>
+      <w:r>
+        <w:rPr>
+          <w:rFonts w:ascii="Times New Roman" w:eastAsia="Times New Roman" w:hAnsi="Times New Roman" w:cs="Times New Roman"/>
+          <w:b/>
+          <w:bCs/>
+          <w:i/>
+          <w:iCs/>
+          <w:sz w:val="40"/>
+          <w:szCs w:val="40"/>
+        </w:rPr>
+        <w:t>por placa</w:t>
+      </w:r>
+    </w:p>
+    <w:p>
+      <w:pPr>
+        <w:ind w:firstLine="708"/>
+      </w:pPr>
+      <w:r>
+        <w:rPr>
+          <w:noProof/>
+        </w:rPr>
+        <w:drawing>
+          <wp:anchor distT="0" distB="0" distL="114300" distR="114300" simplePos="0" relativeHeight="251658241" behindDoc="0" locked="0" layoutInCell="1" allowOverlap="1" wp14:anchorId="370614B5" wp14:editId="57BE383E">
+            <wp:simplePos x="0" y="0"/>
+            <wp:positionH relativeFrom="margin">
+              <wp:align>center</wp:align>
+            </wp:positionH>
+            <wp:positionV relativeFrom="paragraph">
+              <wp:posOffset>234950</wp:posOffset>
+            </wp:positionV>
+            <wp:extent cx="6448425" cy="3489960"/>
+            <wp:effectExtent l="0" t="0" r="9525" b="0"/>
+            <wp:wrapSquare wrapText="bothSides"/>
+            <wp:docPr id="1056805344" name="Imagem 1"/>
+            <wp:cNvGraphicFramePr>
+              <a:graphicFrameLocks xmlns:a="http://schemas.openxmlformats.org/drawingml/2006/main" noChangeAspect="1"/>
+            </wp:cNvGraphicFramePr>
+            <a:graphic xmlns:a="http://schemas.openxmlformats.org/drawingml/2006/main">
+              <a:graphicData uri="http://schemas.openxmlformats.org/drawingml/2006/picture">
+                <pic:pic xmlns:pic="http://schemas.openxmlformats.org/drawingml/2006/picture">
+                  <pic:nvPicPr>
+                    <pic:cNvPr id="1056805344" name="Imagem 1056805344"/>
+                    <pic:cNvPicPr/>
+                  </pic:nvPicPr>
+                  <pic:blipFill>
+                    <a:blip r:embed="rId8">
+                      <a:extLst>
+                        <a:ext uri="{28A0092B-C50C-407E-A947-70E740481C1C}">
+                          <a14:useLocalDpi xmlns:a14="http://schemas.microsoft.com/office/drawing/2010/main" val="0"/>
+                        </a:ext>
+                      </a:extLst>
+                    </a:blip>
+                    <a:stretch>
+                      <a:fillRect/>
+                    </a:stretch>
+                  </pic:blipFill>
+                  <pic:spPr>
+                    <a:xfrm>
+                      <a:off x="0" y="0"/>
+                      <a:ext cx="6448425" cy="3489960"/>
+                    </a:xfrm>
+                    <a:prstGeom prst="rect">
+                      <a:avLst/>
+                    </a:prstGeom>
+                  </pic:spPr>
+                </pic:pic>
+              </a:graphicData>
+            </a:graphic>
+            <wp14:sizeRelH relativeFrom="margin">
+              <wp14:pctWidth>0</wp14:pctWidth>
+            </wp14:sizeRelH>
+            <wp14:sizeRelV relativeFrom="margin">
+              <wp14:pctHeight>0</wp14:pctHeight>
+            </wp14:sizeRelV>
+          </wp:anchor>
+        </w:drawing>
+      </w:r>
+    </w:p>
+    <w:p>
+      <w:pPr>
+        <w:ind w:firstLine="708"/>
+      </w:pPr>
+    </w:p>
+    <w:p>
+      <w:pPr>
+        <w:jc w:val="center"/>
+        <w:rPr>
+          <w:rFonts w:ascii="Times New Roman" w:eastAsia="Times New Roman" w:hAnsi="Times New Roman" w:cs="Times New Roman"/>
+          <w:b/>
+          <w:bCs/>
+          <w:i/>
+          <w:iCs/>
+          <w:sz w:val="40"/>
+          <w:szCs w:val="40"/>
+        </w:rPr>
+      </w:pPr>
+      <w:r>
+        <w:rPr>
+          <w:rFonts w:ascii="Times New Roman" w:eastAsia="Times New Roman" w:hAnsi="Times New Roman" w:cs="Times New Roman"/>
+          <w:b/>
+          <w:bCs/>
+          <w:i/>
+          <w:iCs/>
+          <w:sz w:val="40"/>
+          <w:szCs w:val="40"/>
+        </w:rPr>
+        <w:t>Storyboard</w:t>
+      </w:r>
+    </w:p>
+    <w:p>
+      <w:pPr>
+        <w:rPr>
+          <w:u w:val="single"/>
+        </w:rPr>
+      </w:pPr>
+      <w:r>
+        <w:rPr>
+          <w:noProof/>
+          <w:u w:val="single"/>
+        </w:rPr>
+        <w:drawing>
+          <wp:anchor distT="0" distB="0" distL="114300" distR="114300" simplePos="0" relativeHeight="251658242" behindDoc="0" locked="0" layoutInCell="1" allowOverlap="1" wp14:anchorId="43D29E3C" wp14:editId="2E47A02A">
+            <wp:simplePos x="0" y="0"/>
+            <wp:positionH relativeFrom="margin">
+              <wp:posOffset>17145</wp:posOffset>
+            </wp:positionH>
+            <wp:positionV relativeFrom="paragraph">
+              <wp:posOffset>347980</wp:posOffset>
+            </wp:positionV>
+            <wp:extent cx="5554980" cy="3615055"/>
+            <wp:effectExtent l="0" t="0" r="7620" b="4445"/>
+            <wp:wrapSquare wrapText="bothSides"/>
+            <wp:docPr id="893804343" name="Imagem 2"/>
+            <wp:cNvGraphicFramePr>
+              <a:graphicFrameLocks xmlns:a="http://schemas.openxmlformats.org/drawingml/2006/main" noChangeAspect="1"/>
+            </wp:cNvGraphicFramePr>
+            <a:graphic xmlns:a="http://schemas.openxmlformats.org/drawingml/2006/main">
+              <a:graphicData uri="http://schemas.openxmlformats.org/drawingml/2006/picture">
+                <pic:pic xmlns:pic="http://schemas.openxmlformats.org/drawingml/2006/picture">
+                  <pic:nvPicPr>
+                    <pic:cNvPr id="893804343" name="Imagem 893804343"/>
+                    <pic:cNvPicPr/>
+                  </pic:nvPicPr>
+                  <pic:blipFill>
+                    <a:blip r:embed="rId9" cstate="print">
+                      <a:extLst>
+                        <a:ext uri="{28A0092B-C50C-407E-A947-70E740481C1C}">
+                          <a14:useLocalDpi xmlns:a14="http://schemas.microsoft.com/office/drawing/2010/main" val="0"/>
+                        </a:ext>
+                      </a:extLst>
+                    </a:blip>
+                    <a:stretch>
+                      <a:fillRect/>
+                    </a:stretch>
+                  </pic:blipFill>
+                  <pic:spPr>
+                    <a:xfrm>
+                      <a:off x="0" y="0"/>
+                      <a:ext cx="5554980" cy="3615055"/>
+                    </a:xfrm>
+                    <a:prstGeom prst="rect">
+                      <a:avLst/>
+                    </a:prstGeom>
+                  </pic:spPr>
+                </pic:pic>
+              </a:graphicData>
+            </a:graphic>
+            <wp14:sizeRelH relativeFrom="margin">
+              <wp14:pctWidth>0</wp14:pctWidth>
+            </wp14:sizeRelH>
+            <wp14:sizeRelV relativeFrom="margin">
+              <wp14:pctHeight>0</wp14:pctHeight>
+            </wp14:sizeRelV>
+          </wp:anchor>
+        </w:drawing>
+      </w:r>
+    </w:p>
+    <w:p>
+      <w:pPr>
+        <w:jc w:val="center"/>
+        <w:rPr>
+          <w:rFonts w:ascii="Times New Roman" w:eastAsia="Times New Roman" w:hAnsi="Times New Roman" w:cs="Times New Roman"/>
+          <w:b/>
+          <w:bCs/>
+          <w:i/>
+          <w:iCs/>
+          <w:sz w:val="40"/>
+          <w:szCs w:val="40"/>
+        </w:rPr>
+      </w:pPr>
+      <w:r>
+        <w:rPr>
+          <w:rFonts w:ascii="Times New Roman" w:eastAsia="Times New Roman" w:hAnsi="Times New Roman" w:cs="Times New Roman"/>
+          <w:b/>
+          <w:bCs/>
+          <w:i/>
+          <w:iCs/>
+          <w:sz w:val="40"/>
+          <w:szCs w:val="40"/>
+        </w:rPr>
+        <w:lastRenderedPageBreak/>
         <w:t>Análise geral</w:t>
       </w:r>
     </w:p>
     <w:p>
       <w:pPr>
-        <w:rPr>
-          <w:b/>
-          <w:bCs/>
-        </w:rPr>
-      </w:pPr>
-    </w:p>
-    <w:p>
+        <w:ind w:firstLine="708"/>
+      </w:pPr>
       <w:r>
         <w:t>A rotina de trabalho do estacionamento apresenta pontos positivos, como a existência de um fluxo definido de atendimento, registro dos dados do veículo e emissão de recibo ao motorista. Entretanto, o processo possui fragilidades importantes, principalmente pela dependência de comunicação manual entre recepção e manobristas para confirmação de vagas. Em um estacionamento com capacidade para 5.000 veículos, essa forma de operação pode causar lentidão, falhas de informação, dificuldade na localização de vagas e redução da eficiência operacional.</w:t>
       </w:r>
     </w:p>
     <w:p>
       <w:pPr>
+        <w:jc w:val="center"/>
+        <w:rPr>
+          <w:rFonts w:ascii="Times New Roman" w:eastAsia="Times New Roman" w:hAnsi="Times New Roman" w:cs="Times New Roman"/>
+          <w:b/>
+          <w:bCs/>
+          <w:i/>
+          <w:iCs/>
+          <w:sz w:val="40"/>
+          <w:szCs w:val="40"/>
+        </w:rPr>
+      </w:pPr>
+    </w:p>
+    <w:p>
+      <w:pPr>
+        <w:jc w:val="center"/>
+        <w:rPr>
+          <w:rFonts w:ascii="Times New Roman" w:eastAsia="Times New Roman" w:hAnsi="Times New Roman" w:cs="Times New Roman"/>
+          <w:b/>
+          <w:bCs/>
+          <w:i/>
+          <w:iCs/>
+          <w:sz w:val="40"/>
+          <w:szCs w:val="40"/>
+        </w:rPr>
+      </w:pPr>
+    </w:p>
+    <w:p>
+      <w:pPr>
+        <w:jc w:val="center"/>
+        <w:rPr>
+          <w:rFonts w:ascii="Times New Roman" w:eastAsia="Times New Roman" w:hAnsi="Times New Roman" w:cs="Times New Roman"/>
+          <w:b/>
+          <w:bCs/>
+          <w:i/>
+          <w:iCs/>
+          <w:sz w:val="40"/>
+          <w:szCs w:val="40"/>
+        </w:rPr>
+      </w:pPr>
+    </w:p>
+    <w:p>
+      <w:pPr>
+        <w:jc w:val="center"/>
+        <w:rPr>
+          <w:rFonts w:ascii="Times New Roman" w:eastAsia="Times New Roman" w:hAnsi="Times New Roman" w:cs="Times New Roman"/>
+          <w:b/>
+          <w:bCs/>
+          <w:i/>
+          <w:iCs/>
+          <w:sz w:val="40"/>
+          <w:szCs w:val="40"/>
+        </w:rPr>
+      </w:pPr>
+    </w:p>
+    <w:p>
+      <w:pPr>
         <w:rPr>
           <w:u w:val="single"/>
         </w:rPr>
       </w:pPr>
     </w:p>
     <w:sectPr>
+      <w:headerReference w:type="default" r:id="rId10"/>
+      <w:footerReference w:type="default" r:id="rId11"/>
       <w:pgSz w:w="11906" w:h="16838"/>
       <w:pgMar w:top="1417" w:right="1701" w:bottom="1417" w:left="1701" w:header="708" w:footer="708" w:gutter="0"/>
       <w:cols w:space="708"/>
@@ -2305,6 +3226,176 @@
     </w:sectPr>
   </w:body>
 </w:document>
+</file>
+
+<file path=word/endnotes.xml><?xml version="1.0" encoding="utf-8"?>
+<w:endnotes xmlns:wpc="http://schemas.microsoft.com/office/word/2010/wordprocessingCanvas" xmlns:cx="http://schemas.microsoft.com/office/drawing/2014/chartex" xmlns:cx1="http://schemas.microsoft.com/office/drawing/2015/9/8/chartex" xmlns:cx2="http://schemas.microsoft.com/office/drawing/2015/10/21/chartex" xmlns:cx3="http://schemas.microsoft.com/office/drawing/2016/5/9/chartex" xmlns:cx4="http://schemas.microsoft.com/office/drawing/2016/5/10/chartex" xmlns:cx5="http://schemas.microsoft.com/office/drawing/2016/5/11/chartex" xmlns:cx6="http://schemas.microsoft.com/office/drawing/2016/5/12/chartex" xmlns:cx7="http://schemas.microsoft.com/office/drawing/2016/5/13/chartex" xmlns:cx8="http://schemas.microsoft.com/office/drawing/2016/5/14/chartex" xmlns:mc="http://schemas.openxmlformats.org/markup-compatibility/2006" xmlns:aink="http://schemas.microsoft.com/office/drawing/2016/ink" xmlns:am3d="http://schemas.microsoft.com/office/drawing/2017/model3d" xmlns:o="urn:schemas-microsoft-com:office:office" xmlns:oel="http://schemas.microsoft.com/office/2019/extlst" xmlns:r="http://schemas.openxmlformats.org/officeDocument/2006/relationships" xmlns:m="http://schemas.openxmlformats.org/officeDocument/2006/math" xmlns:v="urn:schemas-microsoft-com:vml" xmlns:wp14="http://schemas.microsoft.com/office/word/2010/wordprocessingDrawing" xmlns:wp="http://schemas.openxmlformats.org/drawingml/2006/wordprocessingDrawing" xmlns:w10="urn:schemas-microsoft-com:office:word" xmlns:w="http://schemas.openxmlformats.org/wordprocessingml/2006/main" xmlns:w14="http://schemas.microsoft.com/office/word/2010/wordml" xmlns:w15="http://schemas.microsoft.com/office/word/2012/wordml" xmlns:w16cex="http://schemas.microsoft.com/office/word/2018/wordml/cex" xmlns:w16cid="http://schemas.microsoft.com/office/word/2016/wordml/cid" xmlns:w16="http://schemas.microsoft.com/office/word/2018/wordml" xmlns:w16du="http://schemas.microsoft.com/office/word/2023/wordml/word16du" xmlns:w16sdtdh="http://schemas.microsoft.com/office/word/2020/wordml/sdtdatahash" xmlns:w16sdtfl="http://schemas.microsoft.com/office/word/2024/wordml/sdtformatlock" xmlns:w16se="http://schemas.microsoft.com/office/word/2015/wordml/symex" xmlns:wpg="http://schemas.microsoft.com/office/word/2010/wordprocessingGroup" xmlns:wpi="http://schemas.microsoft.com/office/word/2010/wordprocessingInk" xmlns:wne="http://schemas.microsoft.com/office/word/2006/wordml" xmlns:wps="http://schemas.microsoft.com/office/word/2010/wordprocessingShape" mc:Ignorable="w14 w15 w16se w16cid w16 w16cex w16sdtdh w16sdtfl w16du wp14">
+  <w:endnote w:type="separator" w:id="-1">
+    <w:p>
+      <w:pPr>
+        <w:spacing w:after="0" w:line="240" w:lineRule="auto"/>
+      </w:pPr>
+      <w:r>
+        <w:separator/>
+      </w:r>
+    </w:p>
+  </w:endnote>
+  <w:endnote w:type="continuationSeparator" w:id="0">
+    <w:p>
+      <w:pPr>
+        <w:spacing w:after="0" w:line="240" w:lineRule="auto"/>
+      </w:pPr>
+      <w:r>
+        <w:continuationSeparator/>
+      </w:r>
+    </w:p>
+  </w:endnote>
+</w:endnotes>
+</file>
+
+<file path=word/footer1.xml><?xml version="1.0" encoding="utf-8"?>
+<w:ftr xmlns:wpc="http://schemas.microsoft.com/office/word/2010/wordprocessingCanvas" xmlns:cx="http://schemas.microsoft.com/office/drawing/2014/chartex" xmlns:cx1="http://schemas.microsoft.com/office/drawing/2015/9/8/chartex" xmlns:cx2="http://schemas.microsoft.com/office/drawing/2015/10/21/chartex" xmlns:cx3="http://schemas.microsoft.com/office/drawing/2016/5/9/chartex" xmlns:cx4="http://schemas.microsoft.com/office/drawing/2016/5/10/chartex" xmlns:cx5="http://schemas.microsoft.com/office/drawing/2016/5/11/chartex" xmlns:cx6="http://schemas.microsoft.com/office/drawing/2016/5/12/chartex" xmlns:cx7="http://schemas.microsoft.com/office/drawing/2016/5/13/chartex" xmlns:cx8="http://schemas.microsoft.com/office/drawing/2016/5/14/chartex" xmlns:mc="http://schemas.openxmlformats.org/markup-compatibility/2006" xmlns:aink="http://schemas.microsoft.com/office/drawing/2016/ink" xmlns:am3d="http://schemas.microsoft.com/office/drawing/2017/model3d" xmlns:o="urn:schemas-microsoft-com:office:office" xmlns:oel="http://schemas.microsoft.com/office/2019/extlst" xmlns:r="http://schemas.openxmlformats.org/officeDocument/2006/relationships" xmlns:m="http://schemas.openxmlformats.org/officeDocument/2006/math" xmlns:v="urn:schemas-microsoft-com:vml" xmlns:wp14="http://schemas.microsoft.com/office/word/2010/wordprocessingDrawing" xmlns:wp="http://schemas.openxmlformats.org/drawingml/2006/wordprocessingDrawing" xmlns:w10="urn:schemas-microsoft-com:office:word" xmlns:w="http://schemas.openxmlformats.org/wordprocessingml/2006/main" xmlns:w14="http://schemas.microsoft.com/office/word/2010/wordml" xmlns:w15="http://schemas.microsoft.com/office/word/2012/wordml" xmlns:w16cex="http://schemas.microsoft.com/office/word/2018/wordml/cex" xmlns:w16cid="http://schemas.microsoft.com/office/word/2016/wordml/cid" xmlns:w16="http://schemas.microsoft.com/office/word/2018/wordml" xmlns:w16du="http://schemas.microsoft.com/office/word/2023/wordml/word16du" xmlns:w16sdtdh="http://schemas.microsoft.com/office/word/2020/wordml/sdtdatahash" xmlns:w16sdtfl="http://schemas.microsoft.com/office/word/2024/wordml/sdtformatlock" xmlns:w16se="http://schemas.microsoft.com/office/word/2015/wordml/symex" xmlns:wpg="http://schemas.microsoft.com/office/word/2010/wordprocessingGroup" xmlns:wpi="http://schemas.microsoft.com/office/word/2010/wordprocessingInk" xmlns:wne="http://schemas.microsoft.com/office/word/2006/wordml" xmlns:wps="http://schemas.microsoft.com/office/word/2010/wordprocessingShape" mc:Ignorable="w14 w15 w16se w16cid w16 w16cex w16sdtdh w16sdtfl w16du wp14">
+  <w:tbl>
+    <w:tblPr>
+      <w:tblW w:w="0" w:type="auto"/>
+      <w:tblLook w:val="06A0" w:firstRow="1" w:lastRow="0" w:firstColumn="1" w:lastColumn="0" w:noHBand="1" w:noVBand="1"/>
+    </w:tblPr>
+    <w:tblGrid>
+      <w:gridCol w:w="2830"/>
+      <w:gridCol w:w="2830"/>
+      <w:gridCol w:w="2830"/>
+    </w:tblGrid>
+    <w:tr>
+      <w:trPr>
+        <w:trHeight w:val="300"/>
+      </w:trPr>
+      <w:tc>
+        <w:tcPr>
+          <w:tcW w:w="2830" w:type="dxa"/>
+        </w:tcPr>
+        <w:p>
+          <w:pPr>
+            <w:pStyle w:val="Cabealho"/>
+            <w:ind w:left="-115"/>
+          </w:pPr>
+        </w:p>
+      </w:tc>
+      <w:tc>
+        <w:tcPr>
+          <w:tcW w:w="2830" w:type="dxa"/>
+        </w:tcPr>
+        <w:p>
+          <w:pPr>
+            <w:pStyle w:val="Cabealho"/>
+            <w:jc w:val="center"/>
+          </w:pPr>
+        </w:p>
+      </w:tc>
+      <w:tc>
+        <w:tcPr>
+          <w:tcW w:w="2830" w:type="dxa"/>
+        </w:tcPr>
+        <w:p>
+          <w:pPr>
+            <w:pStyle w:val="Cabealho"/>
+            <w:ind w:right="-115"/>
+            <w:jc w:val="right"/>
+          </w:pPr>
+        </w:p>
+      </w:tc>
+    </w:tr>
+  </w:tbl>
+  <w:p>
+    <w:pPr>
+      <w:pStyle w:val="Rodap"/>
+    </w:pPr>
+  </w:p>
+</w:ftr>
+</file>
+
+<file path=word/footnotes.xml><?xml version="1.0" encoding="utf-8"?>
+<w:footnotes xmlns:wpc="http://schemas.microsoft.com/office/word/2010/wordprocessingCanvas" xmlns:cx="http://schemas.microsoft.com/office/drawing/2014/chartex" xmlns:cx1="http://schemas.microsoft.com/office/drawing/2015/9/8/chartex" xmlns:cx2="http://schemas.microsoft.com/office/drawing/2015/10/21/chartex" xmlns:cx3="http://schemas.microsoft.com/office/drawing/2016/5/9/chartex" xmlns:cx4="http://schemas.microsoft.com/office/drawing/2016/5/10/chartex" xmlns:cx5="http://schemas.microsoft.com/office/drawing/2016/5/11/chartex" xmlns:cx6="http://schemas.microsoft.com/office/drawing/2016/5/12/chartex" xmlns:cx7="http://schemas.microsoft.com/office/drawing/2016/5/13/chartex" xmlns:cx8="http://schemas.microsoft.com/office/drawing/2016/5/14/chartex" xmlns:mc="http://schemas.openxmlformats.org/markup-compatibility/2006" xmlns:aink="http://schemas.microsoft.com/office/drawing/2016/ink" xmlns:am3d="http://schemas.microsoft.com/office/drawing/2017/model3d" xmlns:o="urn:schemas-microsoft-com:office:office" xmlns:oel="http://schemas.microsoft.com/office/2019/extlst" xmlns:r="http://schemas.openxmlformats.org/officeDocument/2006/relationships" xmlns:m="http://schemas.openxmlformats.org/officeDocument/2006/math" xmlns:v="urn:schemas-microsoft-com:vml" xmlns:wp14="http://schemas.microsoft.com/office/word/2010/wordprocessingDrawing" xmlns:wp="http://schemas.openxmlformats.org/drawingml/2006/wordprocessingDrawing" xmlns:w10="urn:schemas-microsoft-com:office:word" xmlns:w="http://schemas.openxmlformats.org/wordprocessingml/2006/main" xmlns:w14="http://schemas.microsoft.com/office/word/2010/wordml" xmlns:w15="http://schemas.microsoft.com/office/word/2012/wordml" xmlns:w16cex="http://schemas.microsoft.com/office/word/2018/wordml/cex" xmlns:w16cid="http://schemas.microsoft.com/office/word/2016/wordml/cid" xmlns:w16="http://schemas.microsoft.com/office/word/2018/wordml" xmlns:w16du="http://schemas.microsoft.com/office/word/2023/wordml/word16du" xmlns:w16sdtdh="http://schemas.microsoft.com/office/word/2020/wordml/sdtdatahash" xmlns:w16sdtfl="http://schemas.microsoft.com/office/word/2024/wordml/sdtformatlock" xmlns:w16se="http://schemas.microsoft.com/office/word/2015/wordml/symex" xmlns:wpg="http://schemas.microsoft.com/office/word/2010/wordprocessingGroup" xmlns:wpi="http://schemas.microsoft.com/office/word/2010/wordprocessingInk" xmlns:wne="http://schemas.microsoft.com/office/word/2006/wordml" xmlns:wps="http://schemas.microsoft.com/office/word/2010/wordprocessingShape" mc:Ignorable="w14 w15 w16se w16cid w16 w16cex w16sdtdh w16sdtfl w16du wp14">
+  <w:footnote w:type="separator" w:id="-1">
+    <w:p>
+      <w:pPr>
+        <w:spacing w:after="0" w:line="240" w:lineRule="auto"/>
+      </w:pPr>
+      <w:r>
+        <w:separator/>
+      </w:r>
+    </w:p>
+  </w:footnote>
+  <w:footnote w:type="continuationSeparator" w:id="0">
+    <w:p>
+      <w:pPr>
+        <w:spacing w:after="0" w:line="240" w:lineRule="auto"/>
+      </w:pPr>
+      <w:r>
+        <w:continuationSeparator/>
+      </w:r>
+    </w:p>
+  </w:footnote>
+</w:footnotes>
+</file>
+
+<file path=word/header1.xml><?xml version="1.0" encoding="utf-8"?>
+<w:hdr xmlns:wpc="http://schemas.microsoft.com/office/word/2010/wordprocessingCanvas" xmlns:cx="http://schemas.microsoft.com/office/drawing/2014/chartex" xmlns:cx1="http://schemas.microsoft.com/office/drawing/2015/9/8/chartex" xmlns:cx2="http://schemas.microsoft.com/office/drawing/2015/10/21/chartex" xmlns:cx3="http://schemas.microsoft.com/office/drawing/2016/5/9/chartex" xmlns:cx4="http://schemas.microsoft.com/office/drawing/2016/5/10/chartex" xmlns:cx5="http://schemas.microsoft.com/office/drawing/2016/5/11/chartex" xmlns:cx6="http://schemas.microsoft.com/office/drawing/2016/5/12/chartex" xmlns:cx7="http://schemas.microsoft.com/office/drawing/2016/5/13/chartex" xmlns:cx8="http://schemas.microsoft.com/office/drawing/2016/5/14/chartex" xmlns:mc="http://schemas.openxmlformats.org/markup-compatibility/2006" xmlns:aink="http://schemas.microsoft.com/office/drawing/2016/ink" xmlns:am3d="http://schemas.microsoft.com/office/drawing/2017/model3d" xmlns:o="urn:schemas-microsoft-com:office:office" xmlns:oel="http://schemas.microsoft.com/office/2019/extlst" xmlns:r="http://schemas.openxmlformats.org/officeDocument/2006/relationships" xmlns:m="http://schemas.openxmlformats.org/officeDocument/2006/math" xmlns:v="urn:schemas-microsoft-com:vml" xmlns:wp14="http://schemas.microsoft.com/office/word/2010/wordprocessingDrawing" xmlns:wp="http://schemas.openxmlformats.org/drawingml/2006/wordprocessingDrawing" xmlns:w10="urn:schemas-microsoft-com:office:word" xmlns:w="http://schemas.openxmlformats.org/wordprocessingml/2006/main" xmlns:w14="http://schemas.microsoft.com/office/word/2010/wordml" xmlns:w15="http://schemas.microsoft.com/office/word/2012/wordml" xmlns:w16cex="http://schemas.microsoft.com/office/word/2018/wordml/cex" xmlns:w16cid="http://schemas.microsoft.com/office/word/2016/wordml/cid" xmlns:w16="http://schemas.microsoft.com/office/word/2018/wordml" xmlns:w16du="http://schemas.microsoft.com/office/word/2023/wordml/word16du" xmlns:w16sdtdh="http://schemas.microsoft.com/office/word/2020/wordml/sdtdatahash" xmlns:w16sdtfl="http://schemas.microsoft.com/office/word/2024/wordml/sdtformatlock" xmlns:w16se="http://schemas.microsoft.com/office/word/2015/wordml/symex" xmlns:wpg="http://schemas.microsoft.com/office/word/2010/wordprocessingGroup" xmlns:wpi="http://schemas.microsoft.com/office/word/2010/wordprocessingInk" xmlns:wne="http://schemas.microsoft.com/office/word/2006/wordml" xmlns:wps="http://schemas.microsoft.com/office/word/2010/wordprocessingShape" mc:Ignorable="w14 w15 w16se w16cid w16 w16cex w16sdtdh w16sdtfl w16du wp14">
+  <w:tbl>
+    <w:tblPr>
+      <w:tblW w:w="0" w:type="auto"/>
+      <w:tblLook w:val="06A0" w:firstRow="1" w:lastRow="0" w:firstColumn="1" w:lastColumn="0" w:noHBand="1" w:noVBand="1"/>
+    </w:tblPr>
+    <w:tblGrid>
+      <w:gridCol w:w="2830"/>
+      <w:gridCol w:w="2830"/>
+      <w:gridCol w:w="2830"/>
+    </w:tblGrid>
+    <w:tr>
+      <w:trPr>
+        <w:trHeight w:val="300"/>
+      </w:trPr>
+      <w:tc>
+        <w:tcPr>
+          <w:tcW w:w="2830" w:type="dxa"/>
+        </w:tcPr>
+        <w:p>
+          <w:pPr>
+            <w:pStyle w:val="Cabealho"/>
+            <w:ind w:left="-115"/>
+          </w:pPr>
+        </w:p>
+      </w:tc>
+      <w:tc>
+        <w:tcPr>
+          <w:tcW w:w="2830" w:type="dxa"/>
+        </w:tcPr>
+        <w:p>
+          <w:pPr>
+            <w:pStyle w:val="Cabealho"/>
+            <w:jc w:val="center"/>
+          </w:pPr>
+        </w:p>
+      </w:tc>
+      <w:tc>
+        <w:tcPr>
+          <w:tcW w:w="2830" w:type="dxa"/>
+        </w:tcPr>
+        <w:p>
+          <w:pPr>
+            <w:pStyle w:val="Cabealho"/>
+            <w:ind w:right="-115"/>
+            <w:jc w:val="right"/>
+          </w:pPr>
+        </w:p>
+      </w:tc>
+    </w:tr>
+  </w:tbl>
+  <w:p>
+    <w:pPr>
+      <w:pStyle w:val="Cabealho"/>
+    </w:pPr>
+  </w:p>
+</w:hdr>
 </file>
 
 <file path=word/numbering.xml><?xml version="1.0" encoding="utf-8"?>
@@ -6556,13 +7647,12 @@
   <w:style w:type="paragraph" w:default="1" w:styleId="Normal">
     <w:name w:val="Normal"/>
     <w:qFormat/>
-    <w:rsid w:val="00EB7784"/>
+    <w:rsid w:val="004B0E41"/>
   </w:style>
   <w:style w:type="paragraph" w:styleId="Heading1">
     <w:name w:val="Heading 1"/>
     <w:basedOn w:val="Normal"/>
     <w:next w:val="Normal"/>
-    <w:link w:val="Heading1Char"/>
     <w:uiPriority w:val="9"/>
     <w:qFormat/>
     <w:rsid w:val="00D75AF3"/>
@@ -6583,7 +7673,6 @@
     <w:name w:val="Heading 2"/>
     <w:basedOn w:val="Normal"/>
     <w:next w:val="Normal"/>
-    <w:link w:val="Heading2Char"/>
     <w:uiPriority w:val="9"/>
     <w:semiHidden/>
     <w:unhideWhenUsed/>
@@ -6606,7 +7695,6 @@
     <w:name w:val="Heading 3"/>
     <w:basedOn w:val="Normal"/>
     <w:next w:val="Normal"/>
-    <w:link w:val="Heading3Char"/>
     <w:uiPriority w:val="9"/>
     <w:semiHidden/>
     <w:unhideWhenUsed/>
@@ -6629,7 +7717,6 @@
     <w:name w:val="Heading 4"/>
     <w:basedOn w:val="Normal"/>
     <w:next w:val="Normal"/>
-    <w:link w:val="Heading4Char"/>
     <w:uiPriority w:val="9"/>
     <w:semiHidden/>
     <w:unhideWhenUsed/>
@@ -6652,7 +7739,6 @@
     <w:name w:val="Heading 5"/>
     <w:basedOn w:val="Normal"/>
     <w:next w:val="Normal"/>
-    <w:link w:val="Heading5Char"/>
     <w:uiPriority w:val="9"/>
     <w:semiHidden/>
     <w:unhideWhenUsed/>
@@ -6673,7 +7759,6 @@
     <w:name w:val="Heading 6"/>
     <w:basedOn w:val="Normal"/>
     <w:next w:val="Normal"/>
-    <w:link w:val="Heading6Char"/>
     <w:uiPriority w:val="9"/>
     <w:semiHidden/>
     <w:unhideWhenUsed/>
@@ -6696,7 +7781,6 @@
     <w:name w:val="Heading 7"/>
     <w:basedOn w:val="Normal"/>
     <w:next w:val="Normal"/>
-    <w:link w:val="Heading7Char"/>
     <w:uiPriority w:val="9"/>
     <w:semiHidden/>
     <w:unhideWhenUsed/>
@@ -6717,7 +7801,6 @@
     <w:name w:val="Heading 8"/>
     <w:basedOn w:val="Normal"/>
     <w:next w:val="Normal"/>
-    <w:link w:val="Heading8Char"/>
     <w:uiPriority w:val="9"/>
     <w:semiHidden/>
     <w:unhideWhenUsed/>
@@ -6740,7 +7823,6 @@
     <w:name w:val="Heading 9"/>
     <w:basedOn w:val="Normal"/>
     <w:next w:val="Normal"/>
-    <w:link w:val="Heading9Char"/>
     <w:uiPriority w:val="9"/>
     <w:semiHidden/>
     <w:unhideWhenUsed/>
@@ -6784,133 +7866,62 @@
     <w:semiHidden/>
     <w:unhideWhenUsed/>
   </w:style>
-  <w:style w:type="character" w:customStyle="1" w:styleId="Heading1Char">
-    <w:name w:val="Heading 1 Char"/>
+  <w:style w:type="paragraph" w:styleId="Cabealho">
+    <w:name w:val="header"/>
+    <w:basedOn w:val="Normal"/>
+    <w:link w:val="CabealhoChar"/>
+    <w:uiPriority w:val="99"/>
+    <w:semiHidden/>
+    <w:unhideWhenUsed/>
+    <w:rsid w:val="00B47C08"/>
+    <w:pPr>
+      <w:tabs>
+        <w:tab w:val="center" w:pos="4252"/>
+        <w:tab w:val="right" w:pos="8504"/>
+      </w:tabs>
+      <w:spacing w:after="0" w:line="240" w:lineRule="auto"/>
+    </w:pPr>
+  </w:style>
+  <w:style w:type="character" w:customStyle="1" w:styleId="CabealhoChar">
+    <w:name w:val="Cabeçalho Char"/>
     <w:basedOn w:val="DefaultParagraphFont"/>
-    <w:link w:val="Heading1"/>
-    <w:uiPriority w:val="9"/>
-    <w:rsid w:val="00D75AF3"/>
-    <w:rPr>
-      <w:rFonts w:asciiTheme="majorHAnsi" w:eastAsiaTheme="majorEastAsia" w:hAnsiTheme="majorHAnsi" w:cstheme="majorBidi"/>
-      <w:color w:val="0F4761" w:themeColor="accent1" w:themeShade="BF"/>
-      <w:sz w:val="40"/>
-      <w:szCs w:val="40"/>
-    </w:rPr>
+    <w:link w:val="Cabealho"/>
+    <w:uiPriority w:val="99"/>
+    <w:semiHidden/>
+    <w:rsid w:val="00B47C08"/>
   </w:style>
-  <w:style w:type="character" w:customStyle="1" w:styleId="Heading2Char">
-    <w:name w:val="Heading 2 Char"/>
+  <w:style w:type="paragraph" w:styleId="Rodap">
+    <w:name w:val="footer"/>
+    <w:basedOn w:val="Normal"/>
+    <w:link w:val="RodapChar"/>
+    <w:uiPriority w:val="99"/>
+    <w:semiHidden/>
+    <w:unhideWhenUsed/>
+    <w:rsid w:val="00B47C08"/>
+    <w:pPr>
+      <w:tabs>
+        <w:tab w:val="center" w:pos="4252"/>
+        <w:tab w:val="right" w:pos="8504"/>
+      </w:tabs>
+      <w:spacing w:after="0" w:line="240" w:lineRule="auto"/>
+    </w:pPr>
+  </w:style>
+  <w:style w:type="character" w:customStyle="1" w:styleId="RodapChar">
+    <w:name w:val="Rodapé Char"/>
     <w:basedOn w:val="DefaultParagraphFont"/>
-    <w:link w:val="Heading2"/>
-    <w:uiPriority w:val="9"/>
+    <w:link w:val="Rodap"/>
+    <w:uiPriority w:val="99"/>
     <w:semiHidden/>
-    <w:rsid w:val="00D75AF3"/>
-    <w:rPr>
-      <w:rFonts w:asciiTheme="majorHAnsi" w:eastAsiaTheme="majorEastAsia" w:hAnsiTheme="majorHAnsi" w:cstheme="majorBidi"/>
-      <w:color w:val="0F4761" w:themeColor="accent1" w:themeShade="BF"/>
-      <w:sz w:val="32"/>
-      <w:szCs w:val="32"/>
-    </w:rPr>
+    <w:rsid w:val="00B47C08"/>
   </w:style>
-  <w:style w:type="character" w:customStyle="1" w:styleId="Heading3Char">
-    <w:name w:val="Heading 3 Char"/>
-    <w:basedOn w:val="DefaultParagraphFont"/>
-    <w:link w:val="Heading3"/>
-    <w:uiPriority w:val="9"/>
-    <w:semiHidden/>
-    <w:rsid w:val="00D75AF3"/>
-    <w:rPr>
-      <w:rFonts w:eastAsiaTheme="majorEastAsia" w:cstheme="majorBidi"/>
-      <w:color w:val="0F4761" w:themeColor="accent1" w:themeShade="BF"/>
-      <w:sz w:val="28"/>
-      <w:szCs w:val="28"/>
-    </w:rPr>
-  </w:style>
-  <w:style w:type="character" w:customStyle="1" w:styleId="Heading4Char">
-    <w:name w:val="Heading 4 Char"/>
-    <w:basedOn w:val="DefaultParagraphFont"/>
-    <w:link w:val="Heading4"/>
-    <w:uiPriority w:val="9"/>
-    <w:semiHidden/>
-    <w:rsid w:val="00D75AF3"/>
-    <w:rPr>
-      <w:rFonts w:eastAsiaTheme="majorEastAsia" w:cstheme="majorBidi"/>
-      <w:i/>
-      <w:iCs/>
-      <w:color w:val="0F4761" w:themeColor="accent1" w:themeShade="BF"/>
-    </w:rPr>
-  </w:style>
-  <w:style w:type="character" w:customStyle="1" w:styleId="Heading5Char">
-    <w:name w:val="Heading 5 Char"/>
-    <w:basedOn w:val="DefaultParagraphFont"/>
-    <w:link w:val="Heading5"/>
-    <w:uiPriority w:val="9"/>
-    <w:semiHidden/>
-    <w:rsid w:val="00D75AF3"/>
-    <w:rPr>
-      <w:rFonts w:eastAsiaTheme="majorEastAsia" w:cstheme="majorBidi"/>
-      <w:color w:val="0F4761" w:themeColor="accent1" w:themeShade="BF"/>
-    </w:rPr>
-  </w:style>
-  <w:style w:type="character" w:customStyle="1" w:styleId="Heading6Char">
-    <w:name w:val="Heading 6 Char"/>
-    <w:basedOn w:val="DefaultParagraphFont"/>
-    <w:link w:val="Heading6"/>
-    <w:uiPriority w:val="9"/>
-    <w:semiHidden/>
-    <w:rsid w:val="00D75AF3"/>
-    <w:rPr>
-      <w:rFonts w:eastAsiaTheme="majorEastAsia" w:cstheme="majorBidi"/>
-      <w:i/>
-      <w:iCs/>
-      <w:color w:val="595959" w:themeColor="text1" w:themeTint="A6"/>
-    </w:rPr>
-  </w:style>
-  <w:style w:type="character" w:customStyle="1" w:styleId="Heading7Char">
-    <w:name w:val="Heading 7 Char"/>
-    <w:basedOn w:val="DefaultParagraphFont"/>
-    <w:link w:val="Heading7"/>
-    <w:uiPriority w:val="9"/>
-    <w:semiHidden/>
-    <w:rsid w:val="00D75AF3"/>
-    <w:rPr>
-      <w:rFonts w:eastAsiaTheme="majorEastAsia" w:cstheme="majorBidi"/>
-      <w:color w:val="595959" w:themeColor="text1" w:themeTint="A6"/>
-    </w:rPr>
-  </w:style>
-  <w:style w:type="character" w:customStyle="1" w:styleId="Heading8Char">
-    <w:name w:val="Heading 8 Char"/>
-    <w:basedOn w:val="DefaultParagraphFont"/>
-    <w:link w:val="Heading8"/>
-    <w:uiPriority w:val="9"/>
-    <w:semiHidden/>
-    <w:rsid w:val="00D75AF3"/>
-    <w:rPr>
-      <w:rFonts w:eastAsiaTheme="majorEastAsia" w:cstheme="majorBidi"/>
-      <w:i/>
-      <w:iCs/>
-      <w:color w:val="272727" w:themeColor="text1" w:themeTint="D8"/>
-    </w:rPr>
-  </w:style>
-  <w:style w:type="character" w:customStyle="1" w:styleId="Heading9Char">
-    <w:name w:val="Heading 9 Char"/>
-    <w:basedOn w:val="DefaultParagraphFont"/>
-    <w:link w:val="Heading9"/>
-    <w:uiPriority w:val="9"/>
-    <w:semiHidden/>
-    <w:rsid w:val="00D75AF3"/>
-    <w:rPr>
-      <w:rFonts w:eastAsiaTheme="majorEastAsia" w:cstheme="majorBidi"/>
-      <w:color w:val="272727" w:themeColor="text1" w:themeTint="D8"/>
-    </w:rPr>
-  </w:style>
-  <w:style w:type="paragraph" w:styleId="Title">
+  <w:style w:type="paragraph" w:styleId="Ttulo">
     <w:name w:val="Title"/>
     <w:basedOn w:val="Normal"/>
     <w:next w:val="Normal"/>
-    <w:link w:val="TitleChar"/>
+    <w:link w:val="TtuloChar"/>
     <w:uiPriority w:val="10"/>
     <w:qFormat/>
-    <w:rsid w:val="00D75AF3"/>
+    <w:rsid w:val="000B208F"/>
     <w:pPr>
       <w:spacing w:after="80" w:line="240" w:lineRule="auto"/>
       <w:contextualSpacing/>
@@ -6923,28 +7934,14 @@
       <w:szCs w:val="56"/>
     </w:rPr>
   </w:style>
-  <w:style w:type="character" w:customStyle="1" w:styleId="TitleChar">
-    <w:name w:val="Title Char"/>
-    <w:basedOn w:val="DefaultParagraphFont"/>
-    <w:link w:val="Title"/>
-    <w:uiPriority w:val="10"/>
-    <w:rsid w:val="00D75AF3"/>
-    <w:rPr>
-      <w:rFonts w:asciiTheme="majorHAnsi" w:eastAsiaTheme="majorEastAsia" w:hAnsiTheme="majorHAnsi" w:cstheme="majorBidi"/>
-      <w:spacing w:val="-10"/>
-      <w:kern w:val="28"/>
-      <w:sz w:val="56"/>
-      <w:szCs w:val="56"/>
-    </w:rPr>
-  </w:style>
-  <w:style w:type="paragraph" w:styleId="Subtitle">
+  <w:style w:type="paragraph" w:styleId="Subttulo">
     <w:name w:val="Subtitle"/>
     <w:basedOn w:val="Normal"/>
     <w:next w:val="Normal"/>
-    <w:link w:val="SubtitleChar"/>
+    <w:link w:val="SubttuloChar"/>
     <w:uiPriority w:val="11"/>
     <w:qFormat/>
-    <w:rsid w:val="00D75AF3"/>
+    <w:rsid w:val="000B208F"/>
     <w:pPr>
       <w:numPr>
         <w:ilvl w:val="1"/>
@@ -6958,28 +7955,14 @@
       <w:szCs w:val="28"/>
     </w:rPr>
   </w:style>
-  <w:style w:type="character" w:customStyle="1" w:styleId="SubtitleChar">
-    <w:name w:val="Subtitle Char"/>
-    <w:basedOn w:val="DefaultParagraphFont"/>
-    <w:link w:val="Subtitle"/>
-    <w:uiPriority w:val="11"/>
-    <w:rsid w:val="00D75AF3"/>
-    <w:rPr>
-      <w:rFonts w:eastAsiaTheme="majorEastAsia" w:cstheme="majorBidi"/>
-      <w:color w:val="595959" w:themeColor="text1" w:themeTint="A6"/>
-      <w:spacing w:val="15"/>
-      <w:sz w:val="28"/>
-      <w:szCs w:val="28"/>
-    </w:rPr>
-  </w:style>
-  <w:style w:type="paragraph" w:styleId="Quote">
+  <w:style w:type="paragraph" w:styleId="Citao">
     <w:name w:val="Quote"/>
     <w:basedOn w:val="Normal"/>
     <w:next w:val="Normal"/>
-    <w:link w:val="QuoteChar"/>
+    <w:link w:val="CitaoChar"/>
     <w:uiPriority w:val="29"/>
     <w:qFormat/>
-    <w:rsid w:val="00D75AF3"/>
+    <w:rsid w:val="000B208F"/>
     <w:pPr>
       <w:spacing w:before="160"/>
       <w:jc w:val="center"/>
@@ -6990,16 +7973,27 @@
       <w:color w:val="404040" w:themeColor="text1" w:themeTint="BF"/>
     </w:rPr>
   </w:style>
-  <w:style w:type="character" w:customStyle="1" w:styleId="QuoteChar">
-    <w:name w:val="Quote Char"/>
-    <w:basedOn w:val="DefaultParagraphFont"/>
-    <w:link w:val="Quote"/>
-    <w:uiPriority w:val="29"/>
-    <w:rsid w:val="00D75AF3"/>
+  <w:style w:type="paragraph" w:styleId="CitaoIntensa">
+    <w:name w:val="Intense Quote"/>
+    <w:basedOn w:val="Normal"/>
+    <w:next w:val="Normal"/>
+    <w:link w:val="CitaoIntensaChar"/>
+    <w:uiPriority w:val="30"/>
+    <w:qFormat/>
+    <w:rsid w:val="000B208F"/>
+    <w:pPr>
+      <w:pBdr>
+        <w:top w:val="single" w:sz="4" w:space="10" w:color="0F4761" w:themeColor="accent1" w:themeShade="BF"/>
+        <w:bottom w:val="single" w:sz="4" w:space="10" w:color="0F4761" w:themeColor="accent1" w:themeShade="BF"/>
+      </w:pBdr>
+      <w:spacing w:before="360" w:after="360"/>
+      <w:ind w:left="864" w:right="864"/>
+      <w:jc w:val="center"/>
+    </w:pPr>
     <w:rPr>
       <w:i/>
       <w:iCs/>
-      <w:color w:val="404040" w:themeColor="text1" w:themeTint="BF"/>
+      <w:color w:val="0F4761" w:themeColor="accent1" w:themeShade="BF"/>
     </w:rPr>
   </w:style>
   <w:style w:type="paragraph" w:styleId="ListParagraph">
@@ -7018,41 +8012,6 @@
     <w:basedOn w:val="DefaultParagraphFont"/>
     <w:uiPriority w:val="21"/>
     <w:qFormat/>
-    <w:rsid w:val="00D75AF3"/>
-    <w:rPr>
-      <w:i/>
-      <w:iCs/>
-      <w:color w:val="0F4761" w:themeColor="accent1" w:themeShade="BF"/>
-    </w:rPr>
-  </w:style>
-  <w:style w:type="paragraph" w:styleId="IntenseQuote">
-    <w:name w:val="Intense Quote"/>
-    <w:basedOn w:val="Normal"/>
-    <w:next w:val="Normal"/>
-    <w:link w:val="IntenseQuoteChar"/>
-    <w:uiPriority w:val="30"/>
-    <w:qFormat/>
-    <w:rsid w:val="00D75AF3"/>
-    <w:pPr>
-      <w:pBdr>
-        <w:top w:val="single" w:sz="4" w:space="10" w:color="0F4761" w:themeColor="accent1" w:themeShade="BF"/>
-        <w:bottom w:val="single" w:sz="4" w:space="10" w:color="0F4761" w:themeColor="accent1" w:themeShade="BF"/>
-      </w:pBdr>
-      <w:spacing w:before="360" w:after="360"/>
-      <w:ind w:left="864" w:right="864"/>
-      <w:jc w:val="center"/>
-    </w:pPr>
-    <w:rPr>
-      <w:i/>
-      <w:iCs/>
-      <w:color w:val="0F4761" w:themeColor="accent1" w:themeShade="BF"/>
-    </w:rPr>
-  </w:style>
-  <w:style w:type="character" w:customStyle="1" w:styleId="IntenseQuoteChar">
-    <w:name w:val="Intense Quote Char"/>
-    <w:basedOn w:val="DefaultParagraphFont"/>
-    <w:link w:val="IntenseQuote"/>
-    <w:uiPriority w:val="30"/>
     <w:rsid w:val="00D75AF3"/>
     <w:rPr>
       <w:i/>
@@ -7084,6 +8043,187 @@
       <w:ind w:left="720"/>
       <w:contextualSpacing/>
     </w:pPr>
+  </w:style>
+  <w:style w:type="character" w:customStyle="1" w:styleId="Ttulo1Char">
+    <w:name w:val="Título 1 Char"/>
+    <w:basedOn w:val="DefaultParagraphFont"/>
+    <w:uiPriority w:val="9"/>
+    <w:rsid w:val="00A54460"/>
+    <w:rPr>
+      <w:rFonts w:asciiTheme="majorHAnsi" w:eastAsiaTheme="majorEastAsia" w:hAnsiTheme="majorHAnsi" w:cstheme="majorBidi"/>
+      <w:color w:val="0F4761" w:themeColor="accent1" w:themeShade="BF"/>
+      <w:sz w:val="40"/>
+      <w:szCs w:val="40"/>
+    </w:rPr>
+  </w:style>
+  <w:style w:type="character" w:customStyle="1" w:styleId="Ttulo2Char">
+    <w:name w:val="Título 2 Char"/>
+    <w:basedOn w:val="DefaultParagraphFont"/>
+    <w:uiPriority w:val="9"/>
+    <w:semiHidden/>
+    <w:rsid w:val="00A54460"/>
+    <w:rPr>
+      <w:rFonts w:asciiTheme="majorHAnsi" w:eastAsiaTheme="majorEastAsia" w:hAnsiTheme="majorHAnsi" w:cstheme="majorBidi"/>
+      <w:color w:val="0F4761" w:themeColor="accent1" w:themeShade="BF"/>
+      <w:sz w:val="32"/>
+      <w:szCs w:val="32"/>
+    </w:rPr>
+  </w:style>
+  <w:style w:type="character" w:customStyle="1" w:styleId="Ttulo3Char">
+    <w:name w:val="Título 3 Char"/>
+    <w:basedOn w:val="DefaultParagraphFont"/>
+    <w:uiPriority w:val="9"/>
+    <w:semiHidden/>
+    <w:rsid w:val="00A54460"/>
+    <w:rPr>
+      <w:rFonts w:eastAsiaTheme="majorEastAsia" w:cstheme="majorBidi"/>
+      <w:color w:val="0F4761" w:themeColor="accent1" w:themeShade="BF"/>
+      <w:sz w:val="28"/>
+      <w:szCs w:val="28"/>
+    </w:rPr>
+  </w:style>
+  <w:style w:type="character" w:customStyle="1" w:styleId="Ttulo4Char">
+    <w:name w:val="Título 4 Char"/>
+    <w:basedOn w:val="DefaultParagraphFont"/>
+    <w:uiPriority w:val="9"/>
+    <w:semiHidden/>
+    <w:rsid w:val="00A54460"/>
+    <w:rPr>
+      <w:rFonts w:eastAsiaTheme="majorEastAsia" w:cstheme="majorBidi"/>
+      <w:i/>
+      <w:iCs/>
+      <w:color w:val="0F4761" w:themeColor="accent1" w:themeShade="BF"/>
+    </w:rPr>
+  </w:style>
+  <w:style w:type="character" w:customStyle="1" w:styleId="Ttulo5Char">
+    <w:name w:val="Título 5 Char"/>
+    <w:basedOn w:val="DefaultParagraphFont"/>
+    <w:uiPriority w:val="9"/>
+    <w:semiHidden/>
+    <w:rsid w:val="00A54460"/>
+    <w:rPr>
+      <w:rFonts w:eastAsiaTheme="majorEastAsia" w:cstheme="majorBidi"/>
+      <w:color w:val="0F4761" w:themeColor="accent1" w:themeShade="BF"/>
+    </w:rPr>
+  </w:style>
+  <w:style w:type="character" w:customStyle="1" w:styleId="Ttulo6Char">
+    <w:name w:val="Título 6 Char"/>
+    <w:basedOn w:val="DefaultParagraphFont"/>
+    <w:uiPriority w:val="9"/>
+    <w:semiHidden/>
+    <w:rsid w:val="00A54460"/>
+    <w:rPr>
+      <w:rFonts w:eastAsiaTheme="majorEastAsia" w:cstheme="majorBidi"/>
+      <w:i/>
+      <w:iCs/>
+      <w:color w:val="595959" w:themeColor="text1" w:themeTint="A6"/>
+    </w:rPr>
+  </w:style>
+  <w:style w:type="character" w:customStyle="1" w:styleId="Ttulo7Char">
+    <w:name w:val="Título 7 Char"/>
+    <w:basedOn w:val="DefaultParagraphFont"/>
+    <w:uiPriority w:val="9"/>
+    <w:semiHidden/>
+    <w:rsid w:val="00A54460"/>
+    <w:rPr>
+      <w:rFonts w:eastAsiaTheme="majorEastAsia" w:cstheme="majorBidi"/>
+      <w:color w:val="595959" w:themeColor="text1" w:themeTint="A6"/>
+    </w:rPr>
+  </w:style>
+  <w:style w:type="character" w:customStyle="1" w:styleId="Ttulo8Char">
+    <w:name w:val="Título 8 Char"/>
+    <w:basedOn w:val="DefaultParagraphFont"/>
+    <w:uiPriority w:val="9"/>
+    <w:semiHidden/>
+    <w:rsid w:val="00A54460"/>
+    <w:rPr>
+      <w:rFonts w:eastAsiaTheme="majorEastAsia" w:cstheme="majorBidi"/>
+      <w:i/>
+      <w:iCs/>
+      <w:color w:val="272727" w:themeColor="text1" w:themeTint="D8"/>
+    </w:rPr>
+  </w:style>
+  <w:style w:type="character" w:customStyle="1" w:styleId="Ttulo9Char">
+    <w:name w:val="Título 9 Char"/>
+    <w:basedOn w:val="DefaultParagraphFont"/>
+    <w:uiPriority w:val="9"/>
+    <w:semiHidden/>
+    <w:rsid w:val="00A54460"/>
+    <w:rPr>
+      <w:rFonts w:eastAsiaTheme="majorEastAsia" w:cstheme="majorBidi"/>
+      <w:color w:val="272727" w:themeColor="text1" w:themeTint="D8"/>
+    </w:rPr>
+  </w:style>
+  <w:style w:type="character" w:customStyle="1" w:styleId="TtuloChar">
+    <w:name w:val="Título Char"/>
+    <w:basedOn w:val="DefaultParagraphFont"/>
+    <w:link w:val="Ttulo"/>
+    <w:uiPriority w:val="10"/>
+    <w:rsid w:val="00A54460"/>
+    <w:rPr>
+      <w:rFonts w:asciiTheme="majorHAnsi" w:eastAsiaTheme="majorEastAsia" w:hAnsiTheme="majorHAnsi" w:cstheme="majorBidi"/>
+      <w:spacing w:val="-10"/>
+      <w:kern w:val="28"/>
+      <w:sz w:val="56"/>
+      <w:szCs w:val="56"/>
+    </w:rPr>
+  </w:style>
+  <w:style w:type="character" w:customStyle="1" w:styleId="SubttuloChar">
+    <w:name w:val="Subtítulo Char"/>
+    <w:basedOn w:val="DefaultParagraphFont"/>
+    <w:link w:val="Subttulo"/>
+    <w:uiPriority w:val="11"/>
+    <w:rsid w:val="00A54460"/>
+    <w:rPr>
+      <w:rFonts w:eastAsiaTheme="majorEastAsia" w:cstheme="majorBidi"/>
+      <w:color w:val="595959" w:themeColor="text1" w:themeTint="A6"/>
+      <w:spacing w:val="15"/>
+      <w:sz w:val="28"/>
+      <w:szCs w:val="28"/>
+    </w:rPr>
+  </w:style>
+  <w:style w:type="character" w:customStyle="1" w:styleId="CitaoChar">
+    <w:name w:val="Citação Char"/>
+    <w:basedOn w:val="DefaultParagraphFont"/>
+    <w:link w:val="Citao"/>
+    <w:uiPriority w:val="29"/>
+    <w:rsid w:val="00A54460"/>
+    <w:rPr>
+      <w:i/>
+      <w:iCs/>
+      <w:color w:val="404040" w:themeColor="text1" w:themeTint="BF"/>
+    </w:rPr>
+  </w:style>
+  <w:style w:type="character" w:customStyle="1" w:styleId="CitaoIntensaChar">
+    <w:name w:val="Citação Intensa Char"/>
+    <w:basedOn w:val="DefaultParagraphFont"/>
+    <w:link w:val="CitaoIntensa"/>
+    <w:uiPriority w:val="30"/>
+    <w:rsid w:val="00A54460"/>
+    <w:rPr>
+      <w:i/>
+      <w:iCs/>
+      <w:color w:val="0F4761" w:themeColor="accent1" w:themeShade="BF"/>
+    </w:rPr>
+  </w:style>
+  <w:style w:type="table" w:styleId="Tabelacomgrade">
+    <w:name w:val="Table Grid"/>
+    <w:basedOn w:val="TableNormal"/>
+    <w:uiPriority w:val="59"/>
+    <w:rsid w:val="00A54460"/>
+    <w:pPr>
+      <w:spacing w:after="0" w:line="240" w:lineRule="auto"/>
+    </w:pPr>
+    <w:tblPr>
+      <w:tblBorders>
+        <w:top w:val="single" w:sz="4" w:space="0" w:color="000000" w:themeColor="text1"/>
+        <w:left w:val="single" w:sz="4" w:space="0" w:color="000000" w:themeColor="text1"/>
+        <w:bottom w:val="single" w:sz="4" w:space="0" w:color="000000" w:themeColor="text1"/>
+        <w:right w:val="single" w:sz="4" w:space="0" w:color="000000" w:themeColor="text1"/>
+        <w:insideH w:val="single" w:sz="4" w:space="0" w:color="000000" w:themeColor="text1"/>
+        <w:insideV w:val="single" w:sz="4" w:space="0" w:color="000000" w:themeColor="text1"/>
+      </w:tblBorders>
+    </w:tblPr>
   </w:style>
 </w:styles>
 </file>
